--- a/policies/build/masters/HIC.2_v2_master.docx
+++ b/policies/build/masters/HIC.2_v2_master.docx
@@ -11,40 +11,25 @@
         <w:rPr>
           <w:b/>
           <w:bCs/>
+          <w:sz w:val="28"/>
+          <w:szCs w:val="28"/>
+        </w:rPr>
+        <w:t>Policy on Infection Prevention and Control in Clinical Areas</w:t>
+      </w:r>
+    </w:p>
+    <w:p>
+      <w:pPr>
+        <w:spacing w:after="60"/>
+        <w:jc w:val="center"/>
+      </w:pPr>
+      <w:r>
+        <w:rPr>
+          <w:b/>
+          <w:bCs/>
           <w:sz w:val="32"/>
           <w:szCs w:val="32"/>
         </w:rPr>
         <w:t xml:space="preserve">«Hospital Name»</w:t>
-      </w:r>
-    </w:p>
-    <w:p>
-      <w:pPr>
-        <w:spacing w:after="60"/>
-        <w:jc w:val="center"/>
-      </w:pPr>
-      <w:r>
-        <w:rPr>
-          <w:b/>
-          <w:bCs/>
-          <w:sz w:val="28"/>
-          <w:szCs w:val="28"/>
-        </w:rPr>
-        <w:t xml:space="preserve">Infection Prevention and Control in Clinical Areas</w:t>
-      </w:r>
-    </w:p>
-    <w:p>
-      <w:pPr>
-        <w:spacing w:after="240"/>
-        <w:jc w:val="center"/>
-      </w:pPr>
-      <w:r>
-        <w:rPr>
-          <w:i/>
-          <w:iCs/>
-          <w:sz w:val="20"/>
-          <w:szCs w:val="20"/>
-        </w:rPr>
-        <w:t xml:space="preserve">Clinical infection prevention practices and antimicrobial stewardship.</w:t>
       </w:r>
     </w:p>
     <w:p>
@@ -2923,213 +2908,6 @@
         <w:t xml:space="preserve">The Nursing Superintendent holds signed acknowledgements with the induction record.</w:t>
       </w:r>
     </w:p>
-    <w:p>
-      <w:pPr>
-        <w:pStyle w:val="Heading1"/>
-        <w:spacing w:after="120" w:before="280"/>
-      </w:pPr>
-      <w:r>
-        <w:t xml:space="preserve">9. References</w:t>
-      </w:r>
-    </w:p>
-    <w:p>
-      <w:pPr>
-        <w:pStyle w:val="ListParagraph"/>
-        <w:numPr>
-          <w:ilvl w:val="0"/>
-          <w:numId w:val="1"/>
-        </w:numPr>
-        <w:spacing w:after="60"/>
-      </w:pPr>
-      <w:r>
-        <w:rPr>
-          <w:sz w:val="22"/>
-          <w:szCs w:val="22"/>
-        </w:rPr>
-        <w:t xml:space="preserve">National Accreditation Board for Hospitals and Healthcare Providers (NABH), Standards for Small Healthcare Organisations, 3rd Edition — HIC chapter, standard HIC.2.</w:t>
-      </w:r>
-    </w:p>
-    <w:p>
-      <w:pPr>
-        <w:pStyle w:val="ListParagraph"/>
-        <w:numPr>
-          <w:ilvl w:val="0"/>
-          <w:numId w:val="1"/>
-        </w:numPr>
-        <w:spacing w:after="60"/>
-      </w:pPr>
-      <w:r>
-        <w:rPr>
-          <w:sz w:val="22"/>
-          <w:szCs w:val="22"/>
-        </w:rPr>
-        <w:t xml:space="preserve">WHO Guidelines on Hand Hygiene in Health Care (2009).</w:t>
-      </w:r>
-    </w:p>
-    <w:p>
-      <w:pPr>
-        <w:pStyle w:val="ListParagraph"/>
-        <w:numPr>
-          <w:ilvl w:val="0"/>
-          <w:numId w:val="1"/>
-        </w:numPr>
-        <w:spacing w:after="60"/>
-      </w:pPr>
-      <w:r>
-        <w:rPr>
-          <w:sz w:val="22"/>
-          <w:szCs w:val="22"/>
-        </w:rPr>
-        <w:t xml:space="preserve">WHO Guidelines on Core Components of Infection Prevention and Control Programmes (2016).</w:t>
-      </w:r>
-    </w:p>
-    <w:p>
-      <w:pPr>
-        <w:pStyle w:val="ListParagraph"/>
-        <w:numPr>
-          <w:ilvl w:val="0"/>
-          <w:numId w:val="1"/>
-        </w:numPr>
-        <w:spacing w:after="60"/>
-      </w:pPr>
-      <w:r>
-        <w:rPr>
-          <w:sz w:val="22"/>
-          <w:szCs w:val="22"/>
-        </w:rPr>
-        <w:t xml:space="preserve">Indian Council of Medical Research (ICMR), Treatment Guidelines for Antimicrobial Use in Common Syndromes (2019).</w:t>
-      </w:r>
-    </w:p>
-    <w:p>
-      <w:pPr>
-        <w:pStyle w:val="ListParagraph"/>
-        <w:numPr>
-          <w:ilvl w:val="0"/>
-          <w:numId w:val="1"/>
-        </w:numPr>
-        <w:spacing w:after="60"/>
-      </w:pPr>
-      <w:r>
-        <w:rPr>
-          <w:sz w:val="22"/>
-          <w:szCs w:val="22"/>
-        </w:rPr>
-        <w:t xml:space="preserve">Internal documents of «Hospital Name»: antimicrobial usage policy, local antibiogram, injection safety protocol, transmission-based precaution guidelines.</w:t>
-      </w:r>
-    </w:p>
-    <w:p>
-      <w:pPr>
-        <w:pStyle w:val="Heading1"/>
-        <w:spacing w:after="120" w:before="280"/>
-      </w:pPr>
-      <w:r>
-        <w:t xml:space="preserve">10. Distribution</w:t>
-      </w:r>
-    </w:p>
-    <w:p>
-      <w:pPr>
-        <w:spacing w:after="140"/>
-      </w:pPr>
-      <w:r>
-        <w:rPr>
-          <w:sz w:val="22"/>
-          <w:szCs w:val="22"/>
-        </w:rPr>
-        <w:t xml:space="preserve">Official master copy: office of the Medical Superintendent, «Hospital Name», with the Infection Control Officer and the Quality Coordinator.</w:t>
-      </w:r>
-    </w:p>
-    <w:p>
-      <w:pPr>
-        <w:spacing w:after="140"/>
-      </w:pPr>
-      <w:r>
-        <w:rPr>
-          <w:sz w:val="22"/>
-          <w:szCs w:val="22"/>
-        </w:rPr>
-        <w:t xml:space="preserve">Copies issued to: all clinical areas (OPD, IPD, emergency, OT, ICU where available), nursing administration, pharmacy.</w:t>
-      </w:r>
-    </w:p>
-    <w:p>
-      <w:pPr>
-        <w:spacing w:after="140"/>
-      </w:pPr>
-      <w:r>
-        <w:rPr>
-          <w:sz w:val="22"/>
-          <w:szCs w:val="22"/>
-        </w:rPr>
-        <w:t xml:space="preserve">The current version is available to all staff at the «infection control manual / staff intranet».</w:t>
-      </w:r>
-    </w:p>
-    <w:p>
-      <w:pPr>
-        <w:spacing w:after="140"/>
-      </w:pPr>
-      <w:r>
-        <w:rPr>
-          <w:sz w:val="22"/>
-          <w:szCs w:val="22"/>
-        </w:rPr>
-        <w:t xml:space="preserve">When a new version is issued, take old copies out of use.</w:t>
-      </w:r>
-    </w:p>
-    <w:p>
-      <w:pPr>
-        <w:pStyle w:val="Heading1"/>
-        <w:spacing w:after="120" w:before="280"/>
-      </w:pPr>
-      <w:r>
-        <w:t xml:space="preserve">11. Abbreviations</w:t>
-      </w:r>
-    </w:p>
-    <w:p>
-      <w:pPr>
-        <w:spacing w:after="140"/>
-      </w:pPr>
-      <w:r>
-        <w:rPr>
-          <w:sz w:val="22"/>
-          <w:szCs w:val="22"/>
-        </w:rPr>
-        <w:t xml:space="preserve">ABHR — alcohol-based hand rub
-ASP — antibiotic stewardship programme
-CAPA — corrective and preventive action
-DDD — defined daily dose
-DOT — days of therapy
-HAI — healthcare-associated infection
-HIC — Hospital Infection Prevention and Control (NABH SHCO chapter)
-ICMR — Indian Council of Medical Research
-NABH — National Accreditation Board for Hospitals and Healthcare Providers
-OE — objective element
-PPE — personal protective equipment
-SHCO — Standards for Small Healthcare Organisations
-WHO — World Health Organization</w:t>
-      </w:r>
-    </w:p>
-    <w:p>
-      <w:pPr>
-        <w:pStyle w:val="Heading1"/>
-        <w:spacing w:after="120" w:before="280"/>
-      </w:pPr>
-      <w:r>
-        <w:t xml:space="preserve">12. Traceability to NABH SHCO 3rd Edition HIC.2</w:t>
-      </w:r>
-    </w:p>
-    <w:p>
-      <w:pPr>
-        <w:spacing w:after="120"/>
-      </w:pPr>
-      <w:r>
-        <w:rPr>
-          <w:i/>
-          <w:iCs/>
-          <w:sz w:val="20"/>
-          <w:szCs w:val="20"/>
-        </w:rPr>
-        <w:t xml:space="preserve">This table is an index. It is not how the policy is organised.</w:t>
-      </w:r>
-    </w:p>
     <w:tbl>
       <w:tblPr>
         <w:tblW w:type="pct" w:w="100%"/>
@@ -3879,7 +3657,97 @@
         <w:spacing w:after="120" w:before="280"/>
       </w:pPr>
       <w:r>
-        <w:t xml:space="preserve">13. Required Records / Evidence Checklist</w:t>
+        <w:t>9. Distribution</w:t>
+      </w:r>
+    </w:p>
+    <w:p>
+      <w:pPr>
+        <w:spacing w:after="140"/>
+      </w:pPr>
+      <w:r>
+        <w:rPr>
+          <w:sz w:val="22"/>
+          <w:szCs w:val="22"/>
+        </w:rPr>
+        <w:t xml:space="preserve">Official master copy: office of the Medical Superintendent, «Hospital Name», with the Infection Control Officer and the Quality Coordinator.</w:t>
+      </w:r>
+    </w:p>
+    <w:p>
+      <w:pPr>
+        <w:spacing w:after="140"/>
+      </w:pPr>
+      <w:r>
+        <w:rPr>
+          <w:sz w:val="22"/>
+          <w:szCs w:val="22"/>
+        </w:rPr>
+        <w:t xml:space="preserve">Copies issued to: all clinical areas (OPD, IPD, emergency, OT, ICU where available), nursing administration, pharmacy.</w:t>
+      </w:r>
+    </w:p>
+    <w:p>
+      <w:pPr>
+        <w:spacing w:after="140"/>
+      </w:pPr>
+      <w:r>
+        <w:rPr>
+          <w:sz w:val="22"/>
+          <w:szCs w:val="22"/>
+        </w:rPr>
+        <w:t xml:space="preserve">The current version is available to all staff at the «infection control manual / staff intranet».</w:t>
+      </w:r>
+    </w:p>
+    <w:p>
+      <w:pPr>
+        <w:spacing w:after="140"/>
+      </w:pPr>
+      <w:r>
+        <w:rPr>
+          <w:sz w:val="22"/>
+          <w:szCs w:val="22"/>
+        </w:rPr>
+        <w:t xml:space="preserve">When a new version is issued, take old copies out of use.</w:t>
+      </w:r>
+    </w:p>
+    <w:p>
+      <w:pPr>
+        <w:pStyle w:val="Heading1"/>
+        <w:spacing w:after="120" w:before="280"/>
+      </w:pPr>
+      <w:r>
+        <w:t>10. Abbreviations</w:t>
+      </w:r>
+    </w:p>
+    <w:p>
+      <w:pPr>
+        <w:spacing w:after="140"/>
+      </w:pPr>
+      <w:r>
+        <w:rPr>
+          <w:sz w:val="22"/>
+          <w:szCs w:val="22"/>
+        </w:rPr>
+        <w:t xml:space="preserve">ABHR — alcohol-based hand rub
+ASP — antibiotic stewardship programme
+CAPA — corrective and preventive action
+DDD — defined daily dose
+DOT — days of therapy
+HAI — healthcare-associated infection
+HIC — Hospital Infection Prevention and Control (NABH SHCO chapter)
+ICMR — Indian Council of Medical Research
+NABH — National Accreditation Board for Hospitals and Healthcare Providers
+OE — objective element
+PPE — personal protective equipment
+SHCO — Standards for Small Healthcare Organisations
+WHO — World Health Organization</w:t>
+      </w:r>
+    </w:p>
+    <w:p>
+      <w:pPr>
+        <w:pStyle w:val="Heading1"/>
+        <w:spacing w:after="120" w:before="280"/>
+      </w:pPr>
+      <w:r>
+        <w:t>11. Traceability to NABH SHCO 3rd Edition HIC.2</w:t>
       </w:r>
     </w:p>
     <w:p>
@@ -3893,6 +3761,29 @@
           <w:sz w:val="20"/>
           <w:szCs w:val="20"/>
         </w:rPr>
+        <w:t xml:space="preserve">This table is an index. It is not how the policy is organised.</w:t>
+      </w:r>
+    </w:p>
+    <w:p>
+      <w:pPr>
+        <w:pStyle w:val="Heading1"/>
+        <w:spacing w:after="120" w:before="280"/>
+      </w:pPr>
+      <w:r>
+        <w:t>12. Required Records / Evidence Checklist</w:t>
+      </w:r>
+    </w:p>
+    <w:p>
+      <w:pPr>
+        <w:spacing w:after="120"/>
+      </w:pPr>
+      <w:r>
+        <w:rPr>
+          <w:i/>
+          <w:iCs/>
+          <w:sz w:val="20"/>
+          <w:szCs w:val="20"/>
+        </w:rPr>
         <w:t xml:space="preserve">Records the hospital holds under this policy, listed by objective element.</w:t>
       </w:r>
     </w:p>
@@ -4450,6 +4341,100 @@
           <w:szCs w:val="22"/>
         </w:rPr>
         <w:t xml:space="preserve">Education session records for prescribers on resistance and prescribing.</w:t>
+      </w:r>
+    </w:p>
+    <w:p>
+      <w:pPr>
+        <w:pStyle w:val="Heading1"/>
+        <w:spacing w:after="120" w:before="280"/>
+      </w:pPr>
+      <w:r>
+        <w:t>13. References</w:t>
+      </w:r>
+    </w:p>
+    <w:p>
+      <w:pPr>
+        <w:pStyle w:val="ListParagraph"/>
+        <w:numPr>
+          <w:ilvl w:val="0"/>
+          <w:numId w:val="1"/>
+        </w:numPr>
+        <w:spacing w:after="60"/>
+      </w:pPr>
+      <w:r>
+        <w:rPr>
+          <w:sz w:val="22"/>
+          <w:szCs w:val="22"/>
+        </w:rPr>
+        <w:t xml:space="preserve">National Accreditation Board for Hospitals and Healthcare Providers (NABH), Standards for Small Healthcare Organisations, 3rd Edition — HIC chapter, standard HIC.2.</w:t>
+      </w:r>
+    </w:p>
+    <w:p>
+      <w:pPr>
+        <w:pStyle w:val="ListParagraph"/>
+        <w:numPr>
+          <w:ilvl w:val="0"/>
+          <w:numId w:val="1"/>
+        </w:numPr>
+        <w:spacing w:after="60"/>
+      </w:pPr>
+      <w:r>
+        <w:rPr>
+          <w:sz w:val="22"/>
+          <w:szCs w:val="22"/>
+        </w:rPr>
+        <w:t xml:space="preserve">WHO Guidelines on Hand Hygiene in Health Care (2009).</w:t>
+      </w:r>
+    </w:p>
+    <w:p>
+      <w:pPr>
+        <w:pStyle w:val="ListParagraph"/>
+        <w:numPr>
+          <w:ilvl w:val="0"/>
+          <w:numId w:val="1"/>
+        </w:numPr>
+        <w:spacing w:after="60"/>
+      </w:pPr>
+      <w:r>
+        <w:rPr>
+          <w:sz w:val="22"/>
+          <w:szCs w:val="22"/>
+        </w:rPr>
+        <w:t xml:space="preserve">WHO Guidelines on Core Components of Infection Prevention and Control Programmes (2016).</w:t>
+      </w:r>
+    </w:p>
+    <w:p>
+      <w:pPr>
+        <w:pStyle w:val="ListParagraph"/>
+        <w:numPr>
+          <w:ilvl w:val="0"/>
+          <w:numId w:val="1"/>
+        </w:numPr>
+        <w:spacing w:after="60"/>
+      </w:pPr>
+      <w:r>
+        <w:rPr>
+          <w:sz w:val="22"/>
+          <w:szCs w:val="22"/>
+        </w:rPr>
+        <w:t xml:space="preserve">Indian Council of Medical Research (ICMR), Treatment Guidelines for Antimicrobial Use in Common Syndromes (2019).</w:t>
+      </w:r>
+    </w:p>
+    <w:p>
+      <w:pPr>
+        <w:pStyle w:val="ListParagraph"/>
+        <w:numPr>
+          <w:ilvl w:val="0"/>
+          <w:numId w:val="1"/>
+        </w:numPr>
+        <w:spacing w:after="60"/>
+      </w:pPr>
+      <w:r>
+        <w:rPr>
+          <w:sz w:val="22"/>
+          <w:szCs w:val="22"/>
+        </w:rPr>
+        <w:t xml:space="preserve">Internal documents of «Hospital Name»: antimicrobial usage policy, local antibiogram, injection safety protocol, transmission-based precaution guidelines.</w:t>
       </w:r>
     </w:p>
     <w:p>
@@ -4574,7 +4559,7 @@
         <w:sz w:val="16"/>
         <w:szCs w:val="16"/>
       </w:rPr>
-      <w:t xml:space="preserve">«Hospital Name»  |  HIC/POL/02  |  Controlled document  |  Infection Prevention and Control in Clinical Areas</w:t>
+      <w:t>«Hospital Name»  |  HIC/POL/02  |  Controlled document  |  Policy on Infection Prevention and Control in Clinical Areas</w:t>
     </w:r>
   </w:p>
 </w:ftr>

--- a/policies/build/masters/HIC.2_v2_master.docx
+++ b/policies/build/masters/HIC.2_v2_master.docx
@@ -2925,6 +2925,7 @@
         <w:gridCol w:w="100"/>
         <w:gridCol w:w="100"/>
         <w:gridCol w:w="100"/>
+        <w:gridCol w:w="100"/>
       </w:tblGrid>
       <w:tr>
         <w:tc>
@@ -2952,6 +2953,26 @@
         </w:tc>
         <w:tc>
           <w:tcPr>
+            <w:tcW w:type="pct" w:w="12%"/>
+            <w:tcBorders>
+              <w:top w:val="single" w:color="999999" w:sz="4"/>
+              <w:left w:val="single" w:color="999999" w:sz="4"/>
+              <w:bottom w:val="single" w:color="999999" w:sz="4"/>
+              <w:right w:val="single" w:color="999999" w:sz="4"/>
+            </w:tcBorders>
+            <w:shd w:fill="E8E8E8" w:val="clear"/>
+          </w:tcPr>
+          <w:p>
+            <w:r>
+              <w:rPr>
+                <w:b/>
+              </w:rPr>
+              <w:t>Level</w:t>
+            </w:r>
+          </w:p>
+        </w:tc>
+        <w:tc>
+          <w:tcPr>
             <w:tcW w:type="pct" w:w="32%"/>
             <w:tcBorders>
               <w:top w:val="single" w:color="999999" w:sz="4"/>
@@ -3045,6 +3066,22 @@
         </w:tc>
         <w:tc>
           <w:tcPr>
+            <w:tcW w:type="pct" w:w="12%"/>
+            <w:tcBorders>
+              <w:top w:val="single" w:color="999999" w:sz="4"/>
+              <w:left w:val="single" w:color="999999" w:sz="4"/>
+              <w:bottom w:val="single" w:color="999999" w:sz="4"/>
+              <w:right w:val="single" w:color="999999" w:sz="4"/>
+            </w:tcBorders>
+          </w:tcPr>
+          <w:p>
+            <w:r>
+              <w:t>CORE*</w:t>
+            </w:r>
+          </w:p>
+        </w:tc>
+        <w:tc>
+          <w:tcPr>
             <w:tcW w:type="pct" w:w="32%"/>
             <w:tcBorders>
               <w:top w:val="single" w:color="999999" w:sz="4"/>
@@ -3135,6 +3172,22 @@
         </w:tc>
         <w:tc>
           <w:tcPr>
+            <w:tcW w:type="pct" w:w="12%"/>
+            <w:tcBorders>
+              <w:top w:val="single" w:color="999999" w:sz="4"/>
+              <w:left w:val="single" w:color="999999" w:sz="4"/>
+              <w:bottom w:val="single" w:color="999999" w:sz="4"/>
+              <w:right w:val="single" w:color="999999" w:sz="4"/>
+            </w:tcBorders>
+          </w:tcPr>
+          <w:p>
+            <w:r>
+              <w:t>CORE*</w:t>
+            </w:r>
+          </w:p>
+        </w:tc>
+        <w:tc>
+          <w:tcPr>
             <w:tcW w:type="pct" w:w="32%"/>
             <w:tcBorders>
               <w:top w:val="single" w:color="999999" w:sz="4"/>
@@ -3225,6 +3278,22 @@
         </w:tc>
         <w:tc>
           <w:tcPr>
+            <w:tcW w:type="pct" w:w="12%"/>
+            <w:tcBorders>
+              <w:top w:val="single" w:color="999999" w:sz="4"/>
+              <w:left w:val="single" w:color="999999" w:sz="4"/>
+              <w:bottom w:val="single" w:color="999999" w:sz="4"/>
+              <w:right w:val="single" w:color="999999" w:sz="4"/>
+            </w:tcBorders>
+          </w:tcPr>
+          <w:p>
+            <w:r>
+              <w:t>Commitment*</w:t>
+            </w:r>
+          </w:p>
+        </w:tc>
+        <w:tc>
+          <w:tcPr>
             <w:tcW w:type="pct" w:w="32%"/>
             <w:tcBorders>
               <w:top w:val="single" w:color="999999" w:sz="4"/>
@@ -3315,6 +3384,22 @@
         </w:tc>
         <w:tc>
           <w:tcPr>
+            <w:tcW w:type="pct" w:w="12%"/>
+            <w:tcBorders>
+              <w:top w:val="single" w:color="999999" w:sz="4"/>
+              <w:left w:val="single" w:color="999999" w:sz="4"/>
+              <w:bottom w:val="single" w:color="999999" w:sz="4"/>
+              <w:right w:val="single" w:color="999999" w:sz="4"/>
+            </w:tcBorders>
+          </w:tcPr>
+          <w:p>
+            <w:r>
+              <w:t>CORE*</w:t>
+            </w:r>
+          </w:p>
+        </w:tc>
+        <w:tc>
+          <w:tcPr>
             <w:tcW w:type="pct" w:w="32%"/>
             <w:tcBorders>
               <w:top w:val="single" w:color="999999" w:sz="4"/>
@@ -3405,6 +3490,22 @@
         </w:tc>
         <w:tc>
           <w:tcPr>
+            <w:tcW w:type="pct" w:w="12%"/>
+            <w:tcBorders>
+              <w:top w:val="single" w:color="999999" w:sz="4"/>
+              <w:left w:val="single" w:color="999999" w:sz="4"/>
+              <w:bottom w:val="single" w:color="999999" w:sz="4"/>
+              <w:right w:val="single" w:color="999999" w:sz="4"/>
+            </w:tcBorders>
+          </w:tcPr>
+          <w:p>
+            <w:r>
+              <w:t>Commitment*</w:t>
+            </w:r>
+          </w:p>
+        </w:tc>
+        <w:tc>
+          <w:tcPr>
             <w:tcW w:type="pct" w:w="32%"/>
             <w:tcBorders>
               <w:top w:val="single" w:color="999999" w:sz="4"/>
@@ -3495,6 +3596,22 @@
         </w:tc>
         <w:tc>
           <w:tcPr>
+            <w:tcW w:type="pct" w:w="12%"/>
+            <w:tcBorders>
+              <w:top w:val="single" w:color="999999" w:sz="4"/>
+              <w:left w:val="single" w:color="999999" w:sz="4"/>
+              <w:bottom w:val="single" w:color="999999" w:sz="4"/>
+              <w:right w:val="single" w:color="999999" w:sz="4"/>
+            </w:tcBorders>
+          </w:tcPr>
+          <w:p>
+            <w:r>
+              <w:t>CORE</w:t>
+            </w:r>
+          </w:p>
+        </w:tc>
+        <w:tc>
+          <w:tcPr>
             <w:tcW w:type="pct" w:w="32%"/>
             <w:tcBorders>
               <w:top w:val="single" w:color="999999" w:sz="4"/>
@@ -3585,6 +3702,22 @@
         </w:tc>
         <w:tc>
           <w:tcPr>
+            <w:tcW w:type="pct" w:w="12%"/>
+            <w:tcBorders>
+              <w:top w:val="single" w:color="999999" w:sz="4"/>
+              <w:left w:val="single" w:color="999999" w:sz="4"/>
+              <w:bottom w:val="single" w:color="999999" w:sz="4"/>
+              <w:right w:val="single" w:color="999999" w:sz="4"/>
+            </w:tcBorders>
+          </w:tcPr>
+          <w:p>
+            <w:r>
+              <w:t>Excellence*</w:t>
+            </w:r>
+          </w:p>
+        </w:tc>
+        <w:tc>
+          <w:tcPr>
             <w:tcW w:type="pct" w:w="32%"/>
             <w:tcBorders>
               <w:top w:val="single" w:color="999999" w:sz="4"/>
@@ -3717,30 +3850,611 @@
         <w:t>10. Abbreviations</w:t>
       </w:r>
     </w:p>
-    <w:p>
-      <w:pPr>
-        <w:spacing w:after="140"/>
-      </w:pPr>
-      <w:r>
-        <w:rPr>
-          <w:sz w:val="22"/>
-          <w:szCs w:val="22"/>
-        </w:rPr>
-        <w:t xml:space="preserve">ABHR — alcohol-based hand rub
-ASP — antibiotic stewardship programme
-CAPA — corrective and preventive action
-DDD — defined daily dose
-DOT — days of therapy
-HAI — healthcare-associated infection
-HIC — Hospital Infection Prevention and Control (NABH SHCO chapter)
-ICMR — Indian Council of Medical Research
-NABH — National Accreditation Board for Hospitals and Healthcare Providers
-OE — objective element
-PPE — personal protective equipment
-SHCO — Standards for Small Healthcare Organisations
-WHO — World Health Organization</w:t>
-      </w:r>
-    </w:p>
+    <w:tbl>
+      <w:tblPr>
+        <w:tblW w:type="pct" w:w="100%"/>
+        <w:tblBorders>
+          <w:top w:val="single" w:color="auto" w:sz="4"/>
+          <w:left w:val="single" w:color="auto" w:sz="4"/>
+          <w:bottom w:val="single" w:color="auto" w:sz="4"/>
+          <w:right w:val="single" w:color="auto" w:sz="4"/>
+          <w:insideH w:val="single" w:color="auto" w:sz="4"/>
+          <w:insideV w:val="single" w:color="auto" w:sz="4"/>
+        </w:tblBorders>
+      </w:tblPr>
+      <w:tblGrid>
+        <w:gridCol w:w="100"/>
+        <w:gridCol w:w="100"/>
+      </w:tblGrid>
+      <w:tr>
+        <w:tc>
+          <w:tcPr>
+            <w:tcW w:type="pct" w:w="22%"/>
+            <w:tcBorders>
+              <w:top w:val="single" w:color="999999" w:sz="4"/>
+              <w:left w:val="single" w:color="999999" w:sz="4"/>
+              <w:bottom w:val="single" w:color="999999" w:sz="4"/>
+              <w:right w:val="single" w:color="999999" w:sz="4"/>
+            </w:tcBorders>
+            <w:shd w:fill="E8E8E8" w:val="clear"/>
+          </w:tcPr>
+          <w:p>
+            <w:r>
+              <w:rPr>
+                <w:b/>
+              </w:rPr>
+              <w:t>Abbreviation</w:t>
+            </w:r>
+          </w:p>
+        </w:tc>
+        <w:tc>
+          <w:tcPr>
+            <w:tcW w:type="pct" w:w="22%"/>
+            <w:tcBorders>
+              <w:top w:val="single" w:color="999999" w:sz="4"/>
+              <w:left w:val="single" w:color="999999" w:sz="4"/>
+              <w:bottom w:val="single" w:color="999999" w:sz="4"/>
+              <w:right w:val="single" w:color="999999" w:sz="4"/>
+            </w:tcBorders>
+            <w:shd w:fill="E8E8E8" w:val="clear"/>
+          </w:tcPr>
+          <w:p>
+            <w:r>
+              <w:rPr>
+                <w:b/>
+              </w:rPr>
+              <w:t>Meaning</w:t>
+            </w:r>
+          </w:p>
+        </w:tc>
+      </w:tr>
+      <w:tr>
+        <w:tc>
+          <w:tcPr>
+            <w:tcW w:type="pct" w:w="22%"/>
+            <w:tcBorders>
+              <w:top w:val="single" w:color="999999" w:sz="4"/>
+              <w:left w:val="single" w:color="999999" w:sz="4"/>
+              <w:bottom w:val="single" w:color="999999" w:sz="4"/>
+              <w:right w:val="single" w:color="999999" w:sz="4"/>
+            </w:tcBorders>
+            <w:shd w:fill="E8E8E8" w:val="clear"/>
+          </w:tcPr>
+          <w:p>
+            <w:r>
+              <w:rPr>
+                <w:b w:val="0"/>
+              </w:rPr>
+              <w:t>ABHR</w:t>
+            </w:r>
+          </w:p>
+        </w:tc>
+        <w:tc>
+          <w:tcPr>
+            <w:tcW w:type="pct" w:w="22%"/>
+            <w:tcBorders>
+              <w:top w:val="single" w:color="999999" w:sz="4"/>
+              <w:left w:val="single" w:color="999999" w:sz="4"/>
+              <w:bottom w:val="single" w:color="999999" w:sz="4"/>
+              <w:right w:val="single" w:color="999999" w:sz="4"/>
+            </w:tcBorders>
+            <w:shd w:fill="E8E8E8" w:val="clear"/>
+          </w:tcPr>
+          <w:p>
+            <w:r>
+              <w:rPr>
+                <w:b w:val="0"/>
+              </w:rPr>
+              <w:t>alcohol-based hand rub</w:t>
+            </w:r>
+          </w:p>
+        </w:tc>
+      </w:tr>
+      <w:tr>
+        <w:tc>
+          <w:tcPr>
+            <w:tcW w:type="pct" w:w="22%"/>
+            <w:tcBorders>
+              <w:top w:val="single" w:color="999999" w:sz="4"/>
+              <w:left w:val="single" w:color="999999" w:sz="4"/>
+              <w:bottom w:val="single" w:color="999999" w:sz="4"/>
+              <w:right w:val="single" w:color="999999" w:sz="4"/>
+            </w:tcBorders>
+            <w:shd w:fill="E8E8E8" w:val="clear"/>
+          </w:tcPr>
+          <w:p>
+            <w:r>
+              <w:rPr>
+                <w:b w:val="0"/>
+              </w:rPr>
+              <w:t>ASP</w:t>
+            </w:r>
+          </w:p>
+        </w:tc>
+        <w:tc>
+          <w:tcPr>
+            <w:tcW w:type="pct" w:w="22%"/>
+            <w:tcBorders>
+              <w:top w:val="single" w:color="999999" w:sz="4"/>
+              <w:left w:val="single" w:color="999999" w:sz="4"/>
+              <w:bottom w:val="single" w:color="999999" w:sz="4"/>
+              <w:right w:val="single" w:color="999999" w:sz="4"/>
+            </w:tcBorders>
+            <w:shd w:fill="E8E8E8" w:val="clear"/>
+          </w:tcPr>
+          <w:p>
+            <w:r>
+              <w:rPr>
+                <w:b w:val="0"/>
+              </w:rPr>
+              <w:t>antibiotic stewardship programme</w:t>
+            </w:r>
+          </w:p>
+        </w:tc>
+      </w:tr>
+      <w:tr>
+        <w:tc>
+          <w:tcPr>
+            <w:tcW w:type="pct" w:w="22%"/>
+            <w:tcBorders>
+              <w:top w:val="single" w:color="999999" w:sz="4"/>
+              <w:left w:val="single" w:color="999999" w:sz="4"/>
+              <w:bottom w:val="single" w:color="999999" w:sz="4"/>
+              <w:right w:val="single" w:color="999999" w:sz="4"/>
+            </w:tcBorders>
+            <w:shd w:fill="E8E8E8" w:val="clear"/>
+          </w:tcPr>
+          <w:p>
+            <w:r>
+              <w:rPr>
+                <w:b w:val="0"/>
+              </w:rPr>
+              <w:t>CAPA</w:t>
+            </w:r>
+          </w:p>
+        </w:tc>
+        <w:tc>
+          <w:tcPr>
+            <w:tcW w:type="pct" w:w="22%"/>
+            <w:tcBorders>
+              <w:top w:val="single" w:color="999999" w:sz="4"/>
+              <w:left w:val="single" w:color="999999" w:sz="4"/>
+              <w:bottom w:val="single" w:color="999999" w:sz="4"/>
+              <w:right w:val="single" w:color="999999" w:sz="4"/>
+            </w:tcBorders>
+            <w:shd w:fill="E8E8E8" w:val="clear"/>
+          </w:tcPr>
+          <w:p>
+            <w:r>
+              <w:rPr>
+                <w:b w:val="0"/>
+              </w:rPr>
+              <w:t>corrective and preventive action</w:t>
+            </w:r>
+          </w:p>
+        </w:tc>
+      </w:tr>
+      <w:tr>
+        <w:tc>
+          <w:tcPr>
+            <w:tcW w:type="pct" w:w="22%"/>
+            <w:tcBorders>
+              <w:top w:val="single" w:color="999999" w:sz="4"/>
+              <w:left w:val="single" w:color="999999" w:sz="4"/>
+              <w:bottom w:val="single" w:color="999999" w:sz="4"/>
+              <w:right w:val="single" w:color="999999" w:sz="4"/>
+            </w:tcBorders>
+            <w:shd w:fill="E8E8E8" w:val="clear"/>
+          </w:tcPr>
+          <w:p>
+            <w:r>
+              <w:rPr>
+                <w:b w:val="0"/>
+              </w:rPr>
+              <w:t>DDD</w:t>
+            </w:r>
+          </w:p>
+        </w:tc>
+        <w:tc>
+          <w:tcPr>
+            <w:tcW w:type="pct" w:w="22%"/>
+            <w:tcBorders>
+              <w:top w:val="single" w:color="999999" w:sz="4"/>
+              <w:left w:val="single" w:color="999999" w:sz="4"/>
+              <w:bottom w:val="single" w:color="999999" w:sz="4"/>
+              <w:right w:val="single" w:color="999999" w:sz="4"/>
+            </w:tcBorders>
+            <w:shd w:fill="E8E8E8" w:val="clear"/>
+          </w:tcPr>
+          <w:p>
+            <w:r>
+              <w:rPr>
+                <w:b w:val="0"/>
+              </w:rPr>
+              <w:t>defined daily dose</w:t>
+            </w:r>
+          </w:p>
+        </w:tc>
+      </w:tr>
+      <w:tr>
+        <w:tc>
+          <w:tcPr>
+            <w:tcW w:type="pct" w:w="22%"/>
+            <w:tcBorders>
+              <w:top w:val="single" w:color="999999" w:sz="4"/>
+              <w:left w:val="single" w:color="999999" w:sz="4"/>
+              <w:bottom w:val="single" w:color="999999" w:sz="4"/>
+              <w:right w:val="single" w:color="999999" w:sz="4"/>
+            </w:tcBorders>
+            <w:shd w:fill="E8E8E8" w:val="clear"/>
+          </w:tcPr>
+          <w:p>
+            <w:r>
+              <w:rPr>
+                <w:b w:val="0"/>
+              </w:rPr>
+              <w:t>DOT</w:t>
+            </w:r>
+          </w:p>
+        </w:tc>
+        <w:tc>
+          <w:tcPr>
+            <w:tcW w:type="pct" w:w="22%"/>
+            <w:tcBorders>
+              <w:top w:val="single" w:color="999999" w:sz="4"/>
+              <w:left w:val="single" w:color="999999" w:sz="4"/>
+              <w:bottom w:val="single" w:color="999999" w:sz="4"/>
+              <w:right w:val="single" w:color="999999" w:sz="4"/>
+            </w:tcBorders>
+            <w:shd w:fill="E8E8E8" w:val="clear"/>
+          </w:tcPr>
+          <w:p>
+            <w:r>
+              <w:rPr>
+                <w:b w:val="0"/>
+              </w:rPr>
+              <w:t>days of therapy</w:t>
+            </w:r>
+          </w:p>
+        </w:tc>
+      </w:tr>
+      <w:tr>
+        <w:tc>
+          <w:tcPr>
+            <w:tcW w:type="pct" w:w="22%"/>
+            <w:tcBorders>
+              <w:top w:val="single" w:color="999999" w:sz="4"/>
+              <w:left w:val="single" w:color="999999" w:sz="4"/>
+              <w:bottom w:val="single" w:color="999999" w:sz="4"/>
+              <w:right w:val="single" w:color="999999" w:sz="4"/>
+            </w:tcBorders>
+            <w:shd w:fill="E8E8E8" w:val="clear"/>
+          </w:tcPr>
+          <w:p>
+            <w:r>
+              <w:rPr>
+                <w:b w:val="0"/>
+              </w:rPr>
+              <w:t>HAI</w:t>
+            </w:r>
+          </w:p>
+        </w:tc>
+        <w:tc>
+          <w:tcPr>
+            <w:tcW w:type="pct" w:w="22%"/>
+            <w:tcBorders>
+              <w:top w:val="single" w:color="999999" w:sz="4"/>
+              <w:left w:val="single" w:color="999999" w:sz="4"/>
+              <w:bottom w:val="single" w:color="999999" w:sz="4"/>
+              <w:right w:val="single" w:color="999999" w:sz="4"/>
+            </w:tcBorders>
+            <w:shd w:fill="E8E8E8" w:val="clear"/>
+          </w:tcPr>
+          <w:p>
+            <w:r>
+              <w:rPr>
+                <w:b w:val="0"/>
+              </w:rPr>
+              <w:t>healthcare-associated infection</w:t>
+            </w:r>
+          </w:p>
+        </w:tc>
+      </w:tr>
+      <w:tr>
+        <w:tc>
+          <w:tcPr>
+            <w:tcW w:type="pct" w:w="22%"/>
+            <w:tcBorders>
+              <w:top w:val="single" w:color="999999" w:sz="4"/>
+              <w:left w:val="single" w:color="999999" w:sz="4"/>
+              <w:bottom w:val="single" w:color="999999" w:sz="4"/>
+              <w:right w:val="single" w:color="999999" w:sz="4"/>
+            </w:tcBorders>
+            <w:shd w:fill="E8E8E8" w:val="clear"/>
+          </w:tcPr>
+          <w:p>
+            <w:r>
+              <w:rPr>
+                <w:b w:val="0"/>
+              </w:rPr>
+              <w:t>HIC</w:t>
+            </w:r>
+          </w:p>
+        </w:tc>
+        <w:tc>
+          <w:tcPr>
+            <w:tcW w:type="pct" w:w="22%"/>
+            <w:tcBorders>
+              <w:top w:val="single" w:color="999999" w:sz="4"/>
+              <w:left w:val="single" w:color="999999" w:sz="4"/>
+              <w:bottom w:val="single" w:color="999999" w:sz="4"/>
+              <w:right w:val="single" w:color="999999" w:sz="4"/>
+            </w:tcBorders>
+            <w:shd w:fill="E8E8E8" w:val="clear"/>
+          </w:tcPr>
+          <w:p>
+            <w:r>
+              <w:rPr>
+                <w:b w:val="0"/>
+              </w:rPr>
+              <w:t>Hospital Infection Prevention and Control (NABH SHCO chapter)</w:t>
+            </w:r>
+          </w:p>
+        </w:tc>
+      </w:tr>
+      <w:tr>
+        <w:tc>
+          <w:tcPr>
+            <w:tcW w:type="pct" w:w="22%"/>
+            <w:tcBorders>
+              <w:top w:val="single" w:color="999999" w:sz="4"/>
+              <w:left w:val="single" w:color="999999" w:sz="4"/>
+              <w:bottom w:val="single" w:color="999999" w:sz="4"/>
+              <w:right w:val="single" w:color="999999" w:sz="4"/>
+            </w:tcBorders>
+            <w:shd w:fill="E8E8E8" w:val="clear"/>
+          </w:tcPr>
+          <w:p>
+            <w:r>
+              <w:rPr>
+                <w:b w:val="0"/>
+              </w:rPr>
+              <w:t>ICMR</w:t>
+            </w:r>
+          </w:p>
+        </w:tc>
+        <w:tc>
+          <w:tcPr>
+            <w:tcW w:type="pct" w:w="22%"/>
+            <w:tcBorders>
+              <w:top w:val="single" w:color="999999" w:sz="4"/>
+              <w:left w:val="single" w:color="999999" w:sz="4"/>
+              <w:bottom w:val="single" w:color="999999" w:sz="4"/>
+              <w:right w:val="single" w:color="999999" w:sz="4"/>
+            </w:tcBorders>
+            <w:shd w:fill="E8E8E8" w:val="clear"/>
+          </w:tcPr>
+          <w:p>
+            <w:r>
+              <w:rPr>
+                <w:b w:val="0"/>
+              </w:rPr>
+              <w:t>Indian Council of Medical Research</w:t>
+            </w:r>
+          </w:p>
+        </w:tc>
+      </w:tr>
+      <w:tr>
+        <w:tc>
+          <w:tcPr>
+            <w:tcW w:type="pct" w:w="22%"/>
+            <w:tcBorders>
+              <w:top w:val="single" w:color="999999" w:sz="4"/>
+              <w:left w:val="single" w:color="999999" w:sz="4"/>
+              <w:bottom w:val="single" w:color="999999" w:sz="4"/>
+              <w:right w:val="single" w:color="999999" w:sz="4"/>
+            </w:tcBorders>
+            <w:shd w:fill="E8E8E8" w:val="clear"/>
+          </w:tcPr>
+          <w:p>
+            <w:r>
+              <w:rPr>
+                <w:b w:val="0"/>
+              </w:rPr>
+              <w:t>NABH</w:t>
+            </w:r>
+          </w:p>
+        </w:tc>
+        <w:tc>
+          <w:tcPr>
+            <w:tcW w:type="pct" w:w="22%"/>
+            <w:tcBorders>
+              <w:top w:val="single" w:color="999999" w:sz="4"/>
+              <w:left w:val="single" w:color="999999" w:sz="4"/>
+              <w:bottom w:val="single" w:color="999999" w:sz="4"/>
+              <w:right w:val="single" w:color="999999" w:sz="4"/>
+            </w:tcBorders>
+            <w:shd w:fill="E8E8E8" w:val="clear"/>
+          </w:tcPr>
+          <w:p>
+            <w:r>
+              <w:rPr>
+                <w:b w:val="0"/>
+              </w:rPr>
+              <w:t>National Accreditation Board for Hospitals and Healthcare Providers</w:t>
+            </w:r>
+          </w:p>
+        </w:tc>
+      </w:tr>
+      <w:tr>
+        <w:tc>
+          <w:tcPr>
+            <w:tcW w:type="pct" w:w="22%"/>
+            <w:tcBorders>
+              <w:top w:val="single" w:color="999999" w:sz="4"/>
+              <w:left w:val="single" w:color="999999" w:sz="4"/>
+              <w:bottom w:val="single" w:color="999999" w:sz="4"/>
+              <w:right w:val="single" w:color="999999" w:sz="4"/>
+            </w:tcBorders>
+            <w:shd w:fill="E8E8E8" w:val="clear"/>
+          </w:tcPr>
+          <w:p>
+            <w:r>
+              <w:rPr>
+                <w:b w:val="0"/>
+              </w:rPr>
+              <w:t>OE</w:t>
+            </w:r>
+          </w:p>
+        </w:tc>
+        <w:tc>
+          <w:tcPr>
+            <w:tcW w:type="pct" w:w="22%"/>
+            <w:tcBorders>
+              <w:top w:val="single" w:color="999999" w:sz="4"/>
+              <w:left w:val="single" w:color="999999" w:sz="4"/>
+              <w:bottom w:val="single" w:color="999999" w:sz="4"/>
+              <w:right w:val="single" w:color="999999" w:sz="4"/>
+            </w:tcBorders>
+            <w:shd w:fill="E8E8E8" w:val="clear"/>
+          </w:tcPr>
+          <w:p>
+            <w:r>
+              <w:rPr>
+                <w:b w:val="0"/>
+              </w:rPr>
+              <w:t>objective element</w:t>
+            </w:r>
+          </w:p>
+        </w:tc>
+      </w:tr>
+      <w:tr>
+        <w:tc>
+          <w:tcPr>
+            <w:tcW w:type="pct" w:w="22%"/>
+            <w:tcBorders>
+              <w:top w:val="single" w:color="999999" w:sz="4"/>
+              <w:left w:val="single" w:color="999999" w:sz="4"/>
+              <w:bottom w:val="single" w:color="999999" w:sz="4"/>
+              <w:right w:val="single" w:color="999999" w:sz="4"/>
+            </w:tcBorders>
+            <w:shd w:fill="E8E8E8" w:val="clear"/>
+          </w:tcPr>
+          <w:p>
+            <w:r>
+              <w:rPr>
+                <w:b w:val="0"/>
+              </w:rPr>
+              <w:t>PPE</w:t>
+            </w:r>
+          </w:p>
+        </w:tc>
+        <w:tc>
+          <w:tcPr>
+            <w:tcW w:type="pct" w:w="22%"/>
+            <w:tcBorders>
+              <w:top w:val="single" w:color="999999" w:sz="4"/>
+              <w:left w:val="single" w:color="999999" w:sz="4"/>
+              <w:bottom w:val="single" w:color="999999" w:sz="4"/>
+              <w:right w:val="single" w:color="999999" w:sz="4"/>
+            </w:tcBorders>
+            <w:shd w:fill="E8E8E8" w:val="clear"/>
+          </w:tcPr>
+          <w:p>
+            <w:r>
+              <w:rPr>
+                <w:b w:val="0"/>
+              </w:rPr>
+              <w:t>personal protective equipment</w:t>
+            </w:r>
+          </w:p>
+        </w:tc>
+      </w:tr>
+      <w:tr>
+        <w:tc>
+          <w:tcPr>
+            <w:tcW w:type="pct" w:w="22%"/>
+            <w:tcBorders>
+              <w:top w:val="single" w:color="999999" w:sz="4"/>
+              <w:left w:val="single" w:color="999999" w:sz="4"/>
+              <w:bottom w:val="single" w:color="999999" w:sz="4"/>
+              <w:right w:val="single" w:color="999999" w:sz="4"/>
+            </w:tcBorders>
+            <w:shd w:fill="E8E8E8" w:val="clear"/>
+          </w:tcPr>
+          <w:p>
+            <w:r>
+              <w:rPr>
+                <w:b w:val="0"/>
+              </w:rPr>
+              <w:t>SHCO</w:t>
+            </w:r>
+          </w:p>
+        </w:tc>
+        <w:tc>
+          <w:tcPr>
+            <w:tcW w:type="pct" w:w="22%"/>
+            <w:tcBorders>
+              <w:top w:val="single" w:color="999999" w:sz="4"/>
+              <w:left w:val="single" w:color="999999" w:sz="4"/>
+              <w:bottom w:val="single" w:color="999999" w:sz="4"/>
+              <w:right w:val="single" w:color="999999" w:sz="4"/>
+            </w:tcBorders>
+            <w:shd w:fill="E8E8E8" w:val="clear"/>
+          </w:tcPr>
+          <w:p>
+            <w:r>
+              <w:rPr>
+                <w:b w:val="0"/>
+              </w:rPr>
+              <w:t>Standards for Small Healthcare Organisations</w:t>
+            </w:r>
+          </w:p>
+        </w:tc>
+      </w:tr>
+      <w:tr>
+        <w:tc>
+          <w:tcPr>
+            <w:tcW w:type="pct" w:w="22%"/>
+            <w:tcBorders>
+              <w:top w:val="single" w:color="999999" w:sz="4"/>
+              <w:left w:val="single" w:color="999999" w:sz="4"/>
+              <w:bottom w:val="single" w:color="999999" w:sz="4"/>
+              <w:right w:val="single" w:color="999999" w:sz="4"/>
+            </w:tcBorders>
+            <w:shd w:fill="E8E8E8" w:val="clear"/>
+          </w:tcPr>
+          <w:p>
+            <w:r>
+              <w:rPr>
+                <w:b w:val="0"/>
+              </w:rPr>
+              <w:t>WHO</w:t>
+            </w:r>
+          </w:p>
+        </w:tc>
+        <w:tc>
+          <w:tcPr>
+            <w:tcW w:type="pct" w:w="22%"/>
+            <w:tcBorders>
+              <w:top w:val="single" w:color="999999" w:sz="4"/>
+              <w:left w:val="single" w:color="999999" w:sz="4"/>
+              <w:bottom w:val="single" w:color="999999" w:sz="4"/>
+              <w:right w:val="single" w:color="999999" w:sz="4"/>
+            </w:tcBorders>
+            <w:shd w:fill="E8E8E8" w:val="clear"/>
+          </w:tcPr>
+          <w:p>
+            <w:r>
+              <w:rPr>
+                <w:b w:val="0"/>
+              </w:rPr>
+              <w:t>World Health Organization</w:t>
+            </w:r>
+          </w:p>
+        </w:tc>
+      </w:tr>
+    </w:tbl>
     <w:p>
       <w:pPr>
         <w:pStyle w:val="Heading1"/>

--- a/policies/build/masters/HIC.2_v2_master.docx
+++ b/policies/build/masters/HIC.2_v2_master.docx
@@ -670,18 +670,6 @@
     </w:p>
     <w:p>
       <w:pPr>
-        <w:spacing w:after="140"/>
-      </w:pPr>
-      <w:r>
-        <w:rPr>
-          <w:sz w:val="22"/>
-          <w:szCs w:val="22"/>
-        </w:rPr>
-        <w:t xml:space="preserve">Words marked «like this» are defaults a small hospital can keep. A blank marked «________» has no sensible default. Fill it in before this document is signed.</w:t>
-      </w:r>
-    </w:p>
-    <w:p>
-      <w:pPr>
         <w:pStyle w:val="Heading1"/>
         <w:spacing w:after="120" w:before="280"/>
       </w:pPr>
@@ -711,103 +699,6 @@
           <w:szCs w:val="22"/>
         </w:rPr>
         <w:t xml:space="preserve">It covers the seven elements HIC.2.a–g name: standard precautions, hand hygiene, transmission-based precautions, safe injection/infusion, antimicrobial usage policy, monitoring rational use, and antibiotic stewardship.</w:t>
-      </w:r>
-    </w:p>
-    <w:p>
-      <w:pPr>
-        <w:spacing w:after="140"/>
-      </w:pPr>
-      <w:r>
-        <w:rPr>
-          <w:sz w:val="22"/>
-          <w:szCs w:val="22"/>
-        </w:rPr>
-        <w:t xml:space="preserve">Boundaries with other policies of «Hospital Name»:</w:t>
-      </w:r>
-    </w:p>
-    <w:p>
-      <w:pPr>
-        <w:pStyle w:val="ListParagraph"/>
-        <w:numPr>
-          <w:ilvl w:val="0"/>
-          <w:numId w:val="1"/>
-        </w:numPr>
-        <w:spacing w:after="60"/>
-      </w:pPr>
-      <w:r>
-        <w:rPr>
-          <w:sz w:val="22"/>
-          <w:szCs w:val="22"/>
-        </w:rPr>
-        <w:t xml:space="preserve">HIC.1 owns programme governance, committee structure and resources.</w:t>
-      </w:r>
-    </w:p>
-    <w:p>
-      <w:pPr>
-        <w:pStyle w:val="ListParagraph"/>
-        <w:numPr>
-          <w:ilvl w:val="0"/>
-          <w:numId w:val="1"/>
-        </w:numPr>
-        <w:spacing w:after="60"/>
-      </w:pPr>
-      <w:r>
-        <w:rPr>
-          <w:sz w:val="22"/>
-          <w:szCs w:val="22"/>
-        </w:rPr>
-        <w:t xml:space="preserve">HIC.3 owns support-service infection control (housekeeping, BMW, laundry, kitchen, engineering).</w:t>
-      </w:r>
-    </w:p>
-    <w:p>
-      <w:pPr>
-        <w:pStyle w:val="ListParagraph"/>
-        <w:numPr>
-          <w:ilvl w:val="0"/>
-          <w:numId w:val="1"/>
-        </w:numPr>
-        <w:spacing w:after="60"/>
-      </w:pPr>
-      <w:r>
-        <w:rPr>
-          <w:sz w:val="22"/>
-          <w:szCs w:val="22"/>
-        </w:rPr>
-        <w:t xml:space="preserve">HIC.4 owns prevention of specific HAI (CAUTI, VAP, CLABSI, SSI) and occupational safety.</w:t>
-      </w:r>
-    </w:p>
-    <w:p>
-      <w:pPr>
-        <w:pStyle w:val="ListParagraph"/>
-        <w:numPr>
-          <w:ilvl w:val="0"/>
-          <w:numId w:val="1"/>
-        </w:numPr>
-        <w:spacing w:after="60"/>
-      </w:pPr>
-      <w:r>
-        <w:rPr>
-          <w:sz w:val="22"/>
-          <w:szCs w:val="22"/>
-        </w:rPr>
-        <w:t xml:space="preserve">HIC.5 owns surveillance including hand-hygiene compliance monitoring.</w:t>
-      </w:r>
-    </w:p>
-    <w:p>
-      <w:pPr>
-        <w:pStyle w:val="ListParagraph"/>
-        <w:numPr>
-          <w:ilvl w:val="0"/>
-          <w:numId w:val="1"/>
-        </w:numPr>
-        <w:spacing w:after="60"/>
-      </w:pPr>
-      <w:r>
-        <w:rPr>
-          <w:sz w:val="22"/>
-          <w:szCs w:val="22"/>
-        </w:rPr>
-        <w:t xml:space="preserve">HIC.6 owns sterilisation and disinfection of instruments and devices.</w:t>
       </w:r>
     </w:p>
     <w:p>

--- a/policies/build/masters/HIC.2_v2_master.docx
+++ b/policies/build/masters/HIC.2_v2_master.docx
@@ -2799,6 +2799,700 @@
         <w:t xml:space="preserve">The Nursing Superintendent holds signed acknowledgements with the induction record.</w:t>
       </w:r>
     </w:p>
+    <w:p>
+      <w:pPr>
+        <w:pStyle w:val="Heading1"/>
+        <w:spacing w:after="120" w:before="280"/>
+      </w:pPr>
+      <w:r>
+        <w:t>9. Distribution</w:t>
+      </w:r>
+    </w:p>
+    <w:p>
+      <w:pPr>
+        <w:spacing w:after="140"/>
+      </w:pPr>
+      <w:r>
+        <w:rPr>
+          <w:sz w:val="22"/>
+          <w:szCs w:val="22"/>
+        </w:rPr>
+        <w:t xml:space="preserve">Official master copy: office of the Medical Superintendent, «Hospital Name», with the Infection Control Officer and the Quality Coordinator.</w:t>
+      </w:r>
+    </w:p>
+    <w:p>
+      <w:pPr>
+        <w:spacing w:after="140"/>
+      </w:pPr>
+      <w:r>
+        <w:rPr>
+          <w:sz w:val="22"/>
+          <w:szCs w:val="22"/>
+        </w:rPr>
+        <w:t xml:space="preserve">Copies issued to: all clinical areas (OPD, IPD, emergency, OT, ICU where available), nursing administration, pharmacy.</w:t>
+      </w:r>
+    </w:p>
+    <w:p>
+      <w:pPr>
+        <w:spacing w:after="140"/>
+      </w:pPr>
+      <w:r>
+        <w:rPr>
+          <w:sz w:val="22"/>
+          <w:szCs w:val="22"/>
+        </w:rPr>
+        <w:t xml:space="preserve">The current version is available to all staff at the «infection control manual / staff intranet».</w:t>
+      </w:r>
+    </w:p>
+    <w:p>
+      <w:pPr>
+        <w:spacing w:after="140"/>
+      </w:pPr>
+      <w:r>
+        <w:rPr>
+          <w:sz w:val="22"/>
+          <w:szCs w:val="22"/>
+        </w:rPr>
+        <w:t xml:space="preserve">When a new version is issued, take old copies out of use.</w:t>
+      </w:r>
+    </w:p>
+    <w:p>
+      <w:pPr>
+        <w:pStyle w:val="Heading1"/>
+        <w:spacing w:after="120" w:before="280"/>
+      </w:pPr>
+      <w:r>
+        <w:t>10. Abbreviations</w:t>
+      </w:r>
+    </w:p>
+    <w:tbl>
+      <w:tblPr>
+        <w:tblW w:type="pct" w:w="100%"/>
+        <w:tblBorders>
+          <w:top w:val="single" w:color="auto" w:sz="4"/>
+          <w:left w:val="single" w:color="auto" w:sz="4"/>
+          <w:bottom w:val="single" w:color="auto" w:sz="4"/>
+          <w:right w:val="single" w:color="auto" w:sz="4"/>
+          <w:insideH w:val="single" w:color="auto" w:sz="4"/>
+          <w:insideV w:val="single" w:color="auto" w:sz="4"/>
+        </w:tblBorders>
+      </w:tblPr>
+      <w:tblGrid>
+        <w:gridCol w:w="100"/>
+        <w:gridCol w:w="100"/>
+      </w:tblGrid>
+      <w:tr>
+        <w:tc>
+          <w:tcPr>
+            <w:tcW w:type="pct" w:w="22%"/>
+            <w:tcBorders>
+              <w:top w:val="single" w:color="999999" w:sz="4"/>
+              <w:left w:val="single" w:color="999999" w:sz="4"/>
+              <w:bottom w:val="single" w:color="999999" w:sz="4"/>
+              <w:right w:val="single" w:color="999999" w:sz="4"/>
+            </w:tcBorders>
+            <w:shd w:fill="E8E8E8" w:val="clear"/>
+          </w:tcPr>
+          <w:p>
+            <w:r>
+              <w:rPr>
+                <w:b/>
+              </w:rPr>
+              <w:t>Abbreviation</w:t>
+            </w:r>
+          </w:p>
+        </w:tc>
+        <w:tc>
+          <w:tcPr>
+            <w:tcW w:type="pct" w:w="22%"/>
+            <w:tcBorders>
+              <w:top w:val="single" w:color="999999" w:sz="4"/>
+              <w:left w:val="single" w:color="999999" w:sz="4"/>
+              <w:bottom w:val="single" w:color="999999" w:sz="4"/>
+              <w:right w:val="single" w:color="999999" w:sz="4"/>
+            </w:tcBorders>
+            <w:shd w:fill="E8E8E8" w:val="clear"/>
+          </w:tcPr>
+          <w:p>
+            <w:r>
+              <w:rPr>
+                <w:b/>
+              </w:rPr>
+              <w:t>Meaning</w:t>
+            </w:r>
+          </w:p>
+        </w:tc>
+      </w:tr>
+      <w:tr>
+        <w:tc>
+          <w:tcPr>
+            <w:tcW w:type="pct" w:w="22%"/>
+            <w:tcBorders>
+              <w:top w:val="single" w:color="999999" w:sz="4"/>
+              <w:left w:val="single" w:color="999999" w:sz="4"/>
+              <w:bottom w:val="single" w:color="999999" w:sz="4"/>
+              <w:right w:val="single" w:color="999999" w:sz="4"/>
+            </w:tcBorders>
+            <w:shd w:fill="E8E8E8" w:val="clear"/>
+          </w:tcPr>
+          <w:p>
+            <w:r>
+              <w:rPr>
+                <w:b w:val="0"/>
+              </w:rPr>
+              <w:t>ABHR</w:t>
+            </w:r>
+          </w:p>
+        </w:tc>
+        <w:tc>
+          <w:tcPr>
+            <w:tcW w:type="pct" w:w="22%"/>
+            <w:tcBorders>
+              <w:top w:val="single" w:color="999999" w:sz="4"/>
+              <w:left w:val="single" w:color="999999" w:sz="4"/>
+              <w:bottom w:val="single" w:color="999999" w:sz="4"/>
+              <w:right w:val="single" w:color="999999" w:sz="4"/>
+            </w:tcBorders>
+            <w:shd w:fill="E8E8E8" w:val="clear"/>
+          </w:tcPr>
+          <w:p>
+            <w:r>
+              <w:rPr>
+                <w:b w:val="0"/>
+              </w:rPr>
+              <w:t>alcohol-based hand rub</w:t>
+            </w:r>
+          </w:p>
+        </w:tc>
+      </w:tr>
+      <w:tr>
+        <w:tc>
+          <w:tcPr>
+            <w:tcW w:type="pct" w:w="22%"/>
+            <w:tcBorders>
+              <w:top w:val="single" w:color="999999" w:sz="4"/>
+              <w:left w:val="single" w:color="999999" w:sz="4"/>
+              <w:bottom w:val="single" w:color="999999" w:sz="4"/>
+              <w:right w:val="single" w:color="999999" w:sz="4"/>
+            </w:tcBorders>
+            <w:shd w:fill="E8E8E8" w:val="clear"/>
+          </w:tcPr>
+          <w:p>
+            <w:r>
+              <w:rPr>
+                <w:b w:val="0"/>
+              </w:rPr>
+              <w:t>ASP</w:t>
+            </w:r>
+          </w:p>
+        </w:tc>
+        <w:tc>
+          <w:tcPr>
+            <w:tcW w:type="pct" w:w="22%"/>
+            <w:tcBorders>
+              <w:top w:val="single" w:color="999999" w:sz="4"/>
+              <w:left w:val="single" w:color="999999" w:sz="4"/>
+              <w:bottom w:val="single" w:color="999999" w:sz="4"/>
+              <w:right w:val="single" w:color="999999" w:sz="4"/>
+            </w:tcBorders>
+            <w:shd w:fill="E8E8E8" w:val="clear"/>
+          </w:tcPr>
+          <w:p>
+            <w:r>
+              <w:rPr>
+                <w:b w:val="0"/>
+              </w:rPr>
+              <w:t>antibiotic stewardship programme</w:t>
+            </w:r>
+          </w:p>
+        </w:tc>
+      </w:tr>
+      <w:tr>
+        <w:tc>
+          <w:tcPr>
+            <w:tcW w:type="pct" w:w="22%"/>
+            <w:tcBorders>
+              <w:top w:val="single" w:color="999999" w:sz="4"/>
+              <w:left w:val="single" w:color="999999" w:sz="4"/>
+              <w:bottom w:val="single" w:color="999999" w:sz="4"/>
+              <w:right w:val="single" w:color="999999" w:sz="4"/>
+            </w:tcBorders>
+            <w:shd w:fill="E8E8E8" w:val="clear"/>
+          </w:tcPr>
+          <w:p>
+            <w:r>
+              <w:rPr>
+                <w:b w:val="0"/>
+              </w:rPr>
+              <w:t>CAPA</w:t>
+            </w:r>
+          </w:p>
+        </w:tc>
+        <w:tc>
+          <w:tcPr>
+            <w:tcW w:type="pct" w:w="22%"/>
+            <w:tcBorders>
+              <w:top w:val="single" w:color="999999" w:sz="4"/>
+              <w:left w:val="single" w:color="999999" w:sz="4"/>
+              <w:bottom w:val="single" w:color="999999" w:sz="4"/>
+              <w:right w:val="single" w:color="999999" w:sz="4"/>
+            </w:tcBorders>
+            <w:shd w:fill="E8E8E8" w:val="clear"/>
+          </w:tcPr>
+          <w:p>
+            <w:r>
+              <w:rPr>
+                <w:b w:val="0"/>
+              </w:rPr>
+              <w:t>corrective and preventive action</w:t>
+            </w:r>
+          </w:p>
+        </w:tc>
+      </w:tr>
+      <w:tr>
+        <w:tc>
+          <w:tcPr>
+            <w:tcW w:type="pct" w:w="22%"/>
+            <w:tcBorders>
+              <w:top w:val="single" w:color="999999" w:sz="4"/>
+              <w:left w:val="single" w:color="999999" w:sz="4"/>
+              <w:bottom w:val="single" w:color="999999" w:sz="4"/>
+              <w:right w:val="single" w:color="999999" w:sz="4"/>
+            </w:tcBorders>
+            <w:shd w:fill="E8E8E8" w:val="clear"/>
+          </w:tcPr>
+          <w:p>
+            <w:r>
+              <w:rPr>
+                <w:b w:val="0"/>
+              </w:rPr>
+              <w:t>DDD</w:t>
+            </w:r>
+          </w:p>
+        </w:tc>
+        <w:tc>
+          <w:tcPr>
+            <w:tcW w:type="pct" w:w="22%"/>
+            <w:tcBorders>
+              <w:top w:val="single" w:color="999999" w:sz="4"/>
+              <w:left w:val="single" w:color="999999" w:sz="4"/>
+              <w:bottom w:val="single" w:color="999999" w:sz="4"/>
+              <w:right w:val="single" w:color="999999" w:sz="4"/>
+            </w:tcBorders>
+            <w:shd w:fill="E8E8E8" w:val="clear"/>
+          </w:tcPr>
+          <w:p>
+            <w:r>
+              <w:rPr>
+                <w:b w:val="0"/>
+              </w:rPr>
+              <w:t>defined daily dose</w:t>
+            </w:r>
+          </w:p>
+        </w:tc>
+      </w:tr>
+      <w:tr>
+        <w:tc>
+          <w:tcPr>
+            <w:tcW w:type="pct" w:w="22%"/>
+            <w:tcBorders>
+              <w:top w:val="single" w:color="999999" w:sz="4"/>
+              <w:left w:val="single" w:color="999999" w:sz="4"/>
+              <w:bottom w:val="single" w:color="999999" w:sz="4"/>
+              <w:right w:val="single" w:color="999999" w:sz="4"/>
+            </w:tcBorders>
+            <w:shd w:fill="E8E8E8" w:val="clear"/>
+          </w:tcPr>
+          <w:p>
+            <w:r>
+              <w:rPr>
+                <w:b w:val="0"/>
+              </w:rPr>
+              <w:t>DOT</w:t>
+            </w:r>
+          </w:p>
+        </w:tc>
+        <w:tc>
+          <w:tcPr>
+            <w:tcW w:type="pct" w:w="22%"/>
+            <w:tcBorders>
+              <w:top w:val="single" w:color="999999" w:sz="4"/>
+              <w:left w:val="single" w:color="999999" w:sz="4"/>
+              <w:bottom w:val="single" w:color="999999" w:sz="4"/>
+              <w:right w:val="single" w:color="999999" w:sz="4"/>
+            </w:tcBorders>
+            <w:shd w:fill="E8E8E8" w:val="clear"/>
+          </w:tcPr>
+          <w:p>
+            <w:r>
+              <w:rPr>
+                <w:b w:val="0"/>
+              </w:rPr>
+              <w:t>days of therapy</w:t>
+            </w:r>
+          </w:p>
+        </w:tc>
+      </w:tr>
+      <w:tr>
+        <w:tc>
+          <w:tcPr>
+            <w:tcW w:type="pct" w:w="22%"/>
+            <w:tcBorders>
+              <w:top w:val="single" w:color="999999" w:sz="4"/>
+              <w:left w:val="single" w:color="999999" w:sz="4"/>
+              <w:bottom w:val="single" w:color="999999" w:sz="4"/>
+              <w:right w:val="single" w:color="999999" w:sz="4"/>
+            </w:tcBorders>
+            <w:shd w:fill="E8E8E8" w:val="clear"/>
+          </w:tcPr>
+          <w:p>
+            <w:r>
+              <w:rPr>
+                <w:b w:val="0"/>
+              </w:rPr>
+              <w:t>HAI</w:t>
+            </w:r>
+          </w:p>
+        </w:tc>
+        <w:tc>
+          <w:tcPr>
+            <w:tcW w:type="pct" w:w="22%"/>
+            <w:tcBorders>
+              <w:top w:val="single" w:color="999999" w:sz="4"/>
+              <w:left w:val="single" w:color="999999" w:sz="4"/>
+              <w:bottom w:val="single" w:color="999999" w:sz="4"/>
+              <w:right w:val="single" w:color="999999" w:sz="4"/>
+            </w:tcBorders>
+            <w:shd w:fill="E8E8E8" w:val="clear"/>
+          </w:tcPr>
+          <w:p>
+            <w:r>
+              <w:rPr>
+                <w:b w:val="0"/>
+              </w:rPr>
+              <w:t>healthcare-associated infection</w:t>
+            </w:r>
+          </w:p>
+        </w:tc>
+      </w:tr>
+      <w:tr>
+        <w:tc>
+          <w:tcPr>
+            <w:tcW w:type="pct" w:w="22%"/>
+            <w:tcBorders>
+              <w:top w:val="single" w:color="999999" w:sz="4"/>
+              <w:left w:val="single" w:color="999999" w:sz="4"/>
+              <w:bottom w:val="single" w:color="999999" w:sz="4"/>
+              <w:right w:val="single" w:color="999999" w:sz="4"/>
+            </w:tcBorders>
+            <w:shd w:fill="E8E8E8" w:val="clear"/>
+          </w:tcPr>
+          <w:p>
+            <w:r>
+              <w:rPr>
+                <w:b w:val="0"/>
+              </w:rPr>
+              <w:t>HIC</w:t>
+            </w:r>
+          </w:p>
+        </w:tc>
+        <w:tc>
+          <w:tcPr>
+            <w:tcW w:type="pct" w:w="22%"/>
+            <w:tcBorders>
+              <w:top w:val="single" w:color="999999" w:sz="4"/>
+              <w:left w:val="single" w:color="999999" w:sz="4"/>
+              <w:bottom w:val="single" w:color="999999" w:sz="4"/>
+              <w:right w:val="single" w:color="999999" w:sz="4"/>
+            </w:tcBorders>
+            <w:shd w:fill="E8E8E8" w:val="clear"/>
+          </w:tcPr>
+          <w:p>
+            <w:r>
+              <w:rPr>
+                <w:b w:val="0"/>
+              </w:rPr>
+              <w:t>Hospital Infection Prevention and Control (NABH SHCO chapter)</w:t>
+            </w:r>
+          </w:p>
+        </w:tc>
+      </w:tr>
+      <w:tr>
+        <w:tc>
+          <w:tcPr>
+            <w:tcW w:type="pct" w:w="22%"/>
+            <w:tcBorders>
+              <w:top w:val="single" w:color="999999" w:sz="4"/>
+              <w:left w:val="single" w:color="999999" w:sz="4"/>
+              <w:bottom w:val="single" w:color="999999" w:sz="4"/>
+              <w:right w:val="single" w:color="999999" w:sz="4"/>
+            </w:tcBorders>
+            <w:shd w:fill="E8E8E8" w:val="clear"/>
+          </w:tcPr>
+          <w:p>
+            <w:r>
+              <w:rPr>
+                <w:b w:val="0"/>
+              </w:rPr>
+              <w:t>ICMR</w:t>
+            </w:r>
+          </w:p>
+        </w:tc>
+        <w:tc>
+          <w:tcPr>
+            <w:tcW w:type="pct" w:w="22%"/>
+            <w:tcBorders>
+              <w:top w:val="single" w:color="999999" w:sz="4"/>
+              <w:left w:val="single" w:color="999999" w:sz="4"/>
+              <w:bottom w:val="single" w:color="999999" w:sz="4"/>
+              <w:right w:val="single" w:color="999999" w:sz="4"/>
+            </w:tcBorders>
+            <w:shd w:fill="E8E8E8" w:val="clear"/>
+          </w:tcPr>
+          <w:p>
+            <w:r>
+              <w:rPr>
+                <w:b w:val="0"/>
+              </w:rPr>
+              <w:t>Indian Council of Medical Research</w:t>
+            </w:r>
+          </w:p>
+        </w:tc>
+      </w:tr>
+      <w:tr>
+        <w:tc>
+          <w:tcPr>
+            <w:tcW w:type="pct" w:w="22%"/>
+            <w:tcBorders>
+              <w:top w:val="single" w:color="999999" w:sz="4"/>
+              <w:left w:val="single" w:color="999999" w:sz="4"/>
+              <w:bottom w:val="single" w:color="999999" w:sz="4"/>
+              <w:right w:val="single" w:color="999999" w:sz="4"/>
+            </w:tcBorders>
+            <w:shd w:fill="E8E8E8" w:val="clear"/>
+          </w:tcPr>
+          <w:p>
+            <w:r>
+              <w:rPr>
+                <w:b w:val="0"/>
+              </w:rPr>
+              <w:t>NABH</w:t>
+            </w:r>
+          </w:p>
+        </w:tc>
+        <w:tc>
+          <w:tcPr>
+            <w:tcW w:type="pct" w:w="22%"/>
+            <w:tcBorders>
+              <w:top w:val="single" w:color="999999" w:sz="4"/>
+              <w:left w:val="single" w:color="999999" w:sz="4"/>
+              <w:bottom w:val="single" w:color="999999" w:sz="4"/>
+              <w:right w:val="single" w:color="999999" w:sz="4"/>
+            </w:tcBorders>
+            <w:shd w:fill="E8E8E8" w:val="clear"/>
+          </w:tcPr>
+          <w:p>
+            <w:r>
+              <w:rPr>
+                <w:b w:val="0"/>
+              </w:rPr>
+              <w:t>National Accreditation Board for Hospitals and Healthcare Providers</w:t>
+            </w:r>
+          </w:p>
+        </w:tc>
+      </w:tr>
+      <w:tr>
+        <w:tc>
+          <w:tcPr>
+            <w:tcW w:type="pct" w:w="22%"/>
+            <w:tcBorders>
+              <w:top w:val="single" w:color="999999" w:sz="4"/>
+              <w:left w:val="single" w:color="999999" w:sz="4"/>
+              <w:bottom w:val="single" w:color="999999" w:sz="4"/>
+              <w:right w:val="single" w:color="999999" w:sz="4"/>
+            </w:tcBorders>
+            <w:shd w:fill="E8E8E8" w:val="clear"/>
+          </w:tcPr>
+          <w:p>
+            <w:r>
+              <w:rPr>
+                <w:b w:val="0"/>
+              </w:rPr>
+              <w:t>OE</w:t>
+            </w:r>
+          </w:p>
+        </w:tc>
+        <w:tc>
+          <w:tcPr>
+            <w:tcW w:type="pct" w:w="22%"/>
+            <w:tcBorders>
+              <w:top w:val="single" w:color="999999" w:sz="4"/>
+              <w:left w:val="single" w:color="999999" w:sz="4"/>
+              <w:bottom w:val="single" w:color="999999" w:sz="4"/>
+              <w:right w:val="single" w:color="999999" w:sz="4"/>
+            </w:tcBorders>
+            <w:shd w:fill="E8E8E8" w:val="clear"/>
+          </w:tcPr>
+          <w:p>
+            <w:r>
+              <w:rPr>
+                <w:b w:val="0"/>
+              </w:rPr>
+              <w:t>objective element</w:t>
+            </w:r>
+          </w:p>
+        </w:tc>
+      </w:tr>
+      <w:tr>
+        <w:tc>
+          <w:tcPr>
+            <w:tcW w:type="pct" w:w="22%"/>
+            <w:tcBorders>
+              <w:top w:val="single" w:color="999999" w:sz="4"/>
+              <w:left w:val="single" w:color="999999" w:sz="4"/>
+              <w:bottom w:val="single" w:color="999999" w:sz="4"/>
+              <w:right w:val="single" w:color="999999" w:sz="4"/>
+            </w:tcBorders>
+            <w:shd w:fill="E8E8E8" w:val="clear"/>
+          </w:tcPr>
+          <w:p>
+            <w:r>
+              <w:rPr>
+                <w:b w:val="0"/>
+              </w:rPr>
+              <w:t>PPE</w:t>
+            </w:r>
+          </w:p>
+        </w:tc>
+        <w:tc>
+          <w:tcPr>
+            <w:tcW w:type="pct" w:w="22%"/>
+            <w:tcBorders>
+              <w:top w:val="single" w:color="999999" w:sz="4"/>
+              <w:left w:val="single" w:color="999999" w:sz="4"/>
+              <w:bottom w:val="single" w:color="999999" w:sz="4"/>
+              <w:right w:val="single" w:color="999999" w:sz="4"/>
+            </w:tcBorders>
+            <w:shd w:fill="E8E8E8" w:val="clear"/>
+          </w:tcPr>
+          <w:p>
+            <w:r>
+              <w:rPr>
+                <w:b w:val="0"/>
+              </w:rPr>
+              <w:t>personal protective equipment</w:t>
+            </w:r>
+          </w:p>
+        </w:tc>
+      </w:tr>
+      <w:tr>
+        <w:tc>
+          <w:tcPr>
+            <w:tcW w:type="pct" w:w="22%"/>
+            <w:tcBorders>
+              <w:top w:val="single" w:color="999999" w:sz="4"/>
+              <w:left w:val="single" w:color="999999" w:sz="4"/>
+              <w:bottom w:val="single" w:color="999999" w:sz="4"/>
+              <w:right w:val="single" w:color="999999" w:sz="4"/>
+            </w:tcBorders>
+            <w:shd w:fill="E8E8E8" w:val="clear"/>
+          </w:tcPr>
+          <w:p>
+            <w:r>
+              <w:rPr>
+                <w:b w:val="0"/>
+              </w:rPr>
+              <w:t>SHCO</w:t>
+            </w:r>
+          </w:p>
+        </w:tc>
+        <w:tc>
+          <w:tcPr>
+            <w:tcW w:type="pct" w:w="22%"/>
+            <w:tcBorders>
+              <w:top w:val="single" w:color="999999" w:sz="4"/>
+              <w:left w:val="single" w:color="999999" w:sz="4"/>
+              <w:bottom w:val="single" w:color="999999" w:sz="4"/>
+              <w:right w:val="single" w:color="999999" w:sz="4"/>
+            </w:tcBorders>
+            <w:shd w:fill="E8E8E8" w:val="clear"/>
+          </w:tcPr>
+          <w:p>
+            <w:r>
+              <w:rPr>
+                <w:b w:val="0"/>
+              </w:rPr>
+              <w:t>Standards for Small Healthcare Organisations</w:t>
+            </w:r>
+          </w:p>
+        </w:tc>
+      </w:tr>
+      <w:tr>
+        <w:tc>
+          <w:tcPr>
+            <w:tcW w:type="pct" w:w="22%"/>
+            <w:tcBorders>
+              <w:top w:val="single" w:color="999999" w:sz="4"/>
+              <w:left w:val="single" w:color="999999" w:sz="4"/>
+              <w:bottom w:val="single" w:color="999999" w:sz="4"/>
+              <w:right w:val="single" w:color="999999" w:sz="4"/>
+            </w:tcBorders>
+            <w:shd w:fill="E8E8E8" w:val="clear"/>
+          </w:tcPr>
+          <w:p>
+            <w:r>
+              <w:rPr>
+                <w:b w:val="0"/>
+              </w:rPr>
+              <w:t>WHO</w:t>
+            </w:r>
+          </w:p>
+        </w:tc>
+        <w:tc>
+          <w:tcPr>
+            <w:tcW w:type="pct" w:w="22%"/>
+            <w:tcBorders>
+              <w:top w:val="single" w:color="999999" w:sz="4"/>
+              <w:left w:val="single" w:color="999999" w:sz="4"/>
+              <w:bottom w:val="single" w:color="999999" w:sz="4"/>
+              <w:right w:val="single" w:color="999999" w:sz="4"/>
+            </w:tcBorders>
+            <w:shd w:fill="E8E8E8" w:val="clear"/>
+          </w:tcPr>
+          <w:p>
+            <w:r>
+              <w:rPr>
+                <w:b w:val="0"/>
+              </w:rPr>
+              <w:t>World Health Organization</w:t>
+            </w:r>
+          </w:p>
+        </w:tc>
+      </w:tr>
+    </w:tbl>
+    <w:p>
+      <w:pPr>
+        <w:pStyle w:val="Heading1"/>
+        <w:spacing w:after="120" w:before="280"/>
+      </w:pPr>
+      <w:r>
+        <w:t>11. Traceability to NABH SHCO 3rd Edition HIC.2</w:t>
+      </w:r>
+    </w:p>
+    <w:p>
+      <w:pPr>
+        <w:spacing w:after="120"/>
+      </w:pPr>
+      <w:r>
+        <w:rPr>
+          <w:i/>
+          <w:iCs/>
+          <w:sz w:val="20"/>
+          <w:szCs w:val="20"/>
+        </w:rPr>
+        <w:t xml:space="preserve">This table is an index. It is not how the policy is organised.</w:t>
+      </w:r>
+    </w:p>
     <w:tbl>
       <w:tblPr>
         <w:tblW w:type="pct" w:w="100%"/>
@@ -3675,700 +4369,6 @@
         </w:tc>
       </w:tr>
     </w:tbl>
-    <w:p>
-      <w:pPr>
-        <w:pStyle w:val="Heading1"/>
-        <w:spacing w:after="120" w:before="280"/>
-      </w:pPr>
-      <w:r>
-        <w:t>9. Distribution</w:t>
-      </w:r>
-    </w:p>
-    <w:p>
-      <w:pPr>
-        <w:spacing w:after="140"/>
-      </w:pPr>
-      <w:r>
-        <w:rPr>
-          <w:sz w:val="22"/>
-          <w:szCs w:val="22"/>
-        </w:rPr>
-        <w:t xml:space="preserve">Official master copy: office of the Medical Superintendent, «Hospital Name», with the Infection Control Officer and the Quality Coordinator.</w:t>
-      </w:r>
-    </w:p>
-    <w:p>
-      <w:pPr>
-        <w:spacing w:after="140"/>
-      </w:pPr>
-      <w:r>
-        <w:rPr>
-          <w:sz w:val="22"/>
-          <w:szCs w:val="22"/>
-        </w:rPr>
-        <w:t xml:space="preserve">Copies issued to: all clinical areas (OPD, IPD, emergency, OT, ICU where available), nursing administration, pharmacy.</w:t>
-      </w:r>
-    </w:p>
-    <w:p>
-      <w:pPr>
-        <w:spacing w:after="140"/>
-      </w:pPr>
-      <w:r>
-        <w:rPr>
-          <w:sz w:val="22"/>
-          <w:szCs w:val="22"/>
-        </w:rPr>
-        <w:t xml:space="preserve">The current version is available to all staff at the «infection control manual / staff intranet».</w:t>
-      </w:r>
-    </w:p>
-    <w:p>
-      <w:pPr>
-        <w:spacing w:after="140"/>
-      </w:pPr>
-      <w:r>
-        <w:rPr>
-          <w:sz w:val="22"/>
-          <w:szCs w:val="22"/>
-        </w:rPr>
-        <w:t xml:space="preserve">When a new version is issued, take old copies out of use.</w:t>
-      </w:r>
-    </w:p>
-    <w:p>
-      <w:pPr>
-        <w:pStyle w:val="Heading1"/>
-        <w:spacing w:after="120" w:before="280"/>
-      </w:pPr>
-      <w:r>
-        <w:t>10. Abbreviations</w:t>
-      </w:r>
-    </w:p>
-    <w:tbl>
-      <w:tblPr>
-        <w:tblW w:type="pct" w:w="100%"/>
-        <w:tblBorders>
-          <w:top w:val="single" w:color="auto" w:sz="4"/>
-          <w:left w:val="single" w:color="auto" w:sz="4"/>
-          <w:bottom w:val="single" w:color="auto" w:sz="4"/>
-          <w:right w:val="single" w:color="auto" w:sz="4"/>
-          <w:insideH w:val="single" w:color="auto" w:sz="4"/>
-          <w:insideV w:val="single" w:color="auto" w:sz="4"/>
-        </w:tblBorders>
-      </w:tblPr>
-      <w:tblGrid>
-        <w:gridCol w:w="100"/>
-        <w:gridCol w:w="100"/>
-      </w:tblGrid>
-      <w:tr>
-        <w:tc>
-          <w:tcPr>
-            <w:tcW w:type="pct" w:w="22%"/>
-            <w:tcBorders>
-              <w:top w:val="single" w:color="999999" w:sz="4"/>
-              <w:left w:val="single" w:color="999999" w:sz="4"/>
-              <w:bottom w:val="single" w:color="999999" w:sz="4"/>
-              <w:right w:val="single" w:color="999999" w:sz="4"/>
-            </w:tcBorders>
-            <w:shd w:fill="E8E8E8" w:val="clear"/>
-          </w:tcPr>
-          <w:p>
-            <w:r>
-              <w:rPr>
-                <w:b/>
-              </w:rPr>
-              <w:t>Abbreviation</w:t>
-            </w:r>
-          </w:p>
-        </w:tc>
-        <w:tc>
-          <w:tcPr>
-            <w:tcW w:type="pct" w:w="22%"/>
-            <w:tcBorders>
-              <w:top w:val="single" w:color="999999" w:sz="4"/>
-              <w:left w:val="single" w:color="999999" w:sz="4"/>
-              <w:bottom w:val="single" w:color="999999" w:sz="4"/>
-              <w:right w:val="single" w:color="999999" w:sz="4"/>
-            </w:tcBorders>
-            <w:shd w:fill="E8E8E8" w:val="clear"/>
-          </w:tcPr>
-          <w:p>
-            <w:r>
-              <w:rPr>
-                <w:b/>
-              </w:rPr>
-              <w:t>Meaning</w:t>
-            </w:r>
-          </w:p>
-        </w:tc>
-      </w:tr>
-      <w:tr>
-        <w:tc>
-          <w:tcPr>
-            <w:tcW w:type="pct" w:w="22%"/>
-            <w:tcBorders>
-              <w:top w:val="single" w:color="999999" w:sz="4"/>
-              <w:left w:val="single" w:color="999999" w:sz="4"/>
-              <w:bottom w:val="single" w:color="999999" w:sz="4"/>
-              <w:right w:val="single" w:color="999999" w:sz="4"/>
-            </w:tcBorders>
-            <w:shd w:fill="E8E8E8" w:val="clear"/>
-          </w:tcPr>
-          <w:p>
-            <w:r>
-              <w:rPr>
-                <w:b w:val="0"/>
-              </w:rPr>
-              <w:t>ABHR</w:t>
-            </w:r>
-          </w:p>
-        </w:tc>
-        <w:tc>
-          <w:tcPr>
-            <w:tcW w:type="pct" w:w="22%"/>
-            <w:tcBorders>
-              <w:top w:val="single" w:color="999999" w:sz="4"/>
-              <w:left w:val="single" w:color="999999" w:sz="4"/>
-              <w:bottom w:val="single" w:color="999999" w:sz="4"/>
-              <w:right w:val="single" w:color="999999" w:sz="4"/>
-            </w:tcBorders>
-            <w:shd w:fill="E8E8E8" w:val="clear"/>
-          </w:tcPr>
-          <w:p>
-            <w:r>
-              <w:rPr>
-                <w:b w:val="0"/>
-              </w:rPr>
-              <w:t>alcohol-based hand rub</w:t>
-            </w:r>
-          </w:p>
-        </w:tc>
-      </w:tr>
-      <w:tr>
-        <w:tc>
-          <w:tcPr>
-            <w:tcW w:type="pct" w:w="22%"/>
-            <w:tcBorders>
-              <w:top w:val="single" w:color="999999" w:sz="4"/>
-              <w:left w:val="single" w:color="999999" w:sz="4"/>
-              <w:bottom w:val="single" w:color="999999" w:sz="4"/>
-              <w:right w:val="single" w:color="999999" w:sz="4"/>
-            </w:tcBorders>
-            <w:shd w:fill="E8E8E8" w:val="clear"/>
-          </w:tcPr>
-          <w:p>
-            <w:r>
-              <w:rPr>
-                <w:b w:val="0"/>
-              </w:rPr>
-              <w:t>ASP</w:t>
-            </w:r>
-          </w:p>
-        </w:tc>
-        <w:tc>
-          <w:tcPr>
-            <w:tcW w:type="pct" w:w="22%"/>
-            <w:tcBorders>
-              <w:top w:val="single" w:color="999999" w:sz="4"/>
-              <w:left w:val="single" w:color="999999" w:sz="4"/>
-              <w:bottom w:val="single" w:color="999999" w:sz="4"/>
-              <w:right w:val="single" w:color="999999" w:sz="4"/>
-            </w:tcBorders>
-            <w:shd w:fill="E8E8E8" w:val="clear"/>
-          </w:tcPr>
-          <w:p>
-            <w:r>
-              <w:rPr>
-                <w:b w:val="0"/>
-              </w:rPr>
-              <w:t>antibiotic stewardship programme</w:t>
-            </w:r>
-          </w:p>
-        </w:tc>
-      </w:tr>
-      <w:tr>
-        <w:tc>
-          <w:tcPr>
-            <w:tcW w:type="pct" w:w="22%"/>
-            <w:tcBorders>
-              <w:top w:val="single" w:color="999999" w:sz="4"/>
-              <w:left w:val="single" w:color="999999" w:sz="4"/>
-              <w:bottom w:val="single" w:color="999999" w:sz="4"/>
-              <w:right w:val="single" w:color="999999" w:sz="4"/>
-            </w:tcBorders>
-            <w:shd w:fill="E8E8E8" w:val="clear"/>
-          </w:tcPr>
-          <w:p>
-            <w:r>
-              <w:rPr>
-                <w:b w:val="0"/>
-              </w:rPr>
-              <w:t>CAPA</w:t>
-            </w:r>
-          </w:p>
-        </w:tc>
-        <w:tc>
-          <w:tcPr>
-            <w:tcW w:type="pct" w:w="22%"/>
-            <w:tcBorders>
-              <w:top w:val="single" w:color="999999" w:sz="4"/>
-              <w:left w:val="single" w:color="999999" w:sz="4"/>
-              <w:bottom w:val="single" w:color="999999" w:sz="4"/>
-              <w:right w:val="single" w:color="999999" w:sz="4"/>
-            </w:tcBorders>
-            <w:shd w:fill="E8E8E8" w:val="clear"/>
-          </w:tcPr>
-          <w:p>
-            <w:r>
-              <w:rPr>
-                <w:b w:val="0"/>
-              </w:rPr>
-              <w:t>corrective and preventive action</w:t>
-            </w:r>
-          </w:p>
-        </w:tc>
-      </w:tr>
-      <w:tr>
-        <w:tc>
-          <w:tcPr>
-            <w:tcW w:type="pct" w:w="22%"/>
-            <w:tcBorders>
-              <w:top w:val="single" w:color="999999" w:sz="4"/>
-              <w:left w:val="single" w:color="999999" w:sz="4"/>
-              <w:bottom w:val="single" w:color="999999" w:sz="4"/>
-              <w:right w:val="single" w:color="999999" w:sz="4"/>
-            </w:tcBorders>
-            <w:shd w:fill="E8E8E8" w:val="clear"/>
-          </w:tcPr>
-          <w:p>
-            <w:r>
-              <w:rPr>
-                <w:b w:val="0"/>
-              </w:rPr>
-              <w:t>DDD</w:t>
-            </w:r>
-          </w:p>
-        </w:tc>
-        <w:tc>
-          <w:tcPr>
-            <w:tcW w:type="pct" w:w="22%"/>
-            <w:tcBorders>
-              <w:top w:val="single" w:color="999999" w:sz="4"/>
-              <w:left w:val="single" w:color="999999" w:sz="4"/>
-              <w:bottom w:val="single" w:color="999999" w:sz="4"/>
-              <w:right w:val="single" w:color="999999" w:sz="4"/>
-            </w:tcBorders>
-            <w:shd w:fill="E8E8E8" w:val="clear"/>
-          </w:tcPr>
-          <w:p>
-            <w:r>
-              <w:rPr>
-                <w:b w:val="0"/>
-              </w:rPr>
-              <w:t>defined daily dose</w:t>
-            </w:r>
-          </w:p>
-        </w:tc>
-      </w:tr>
-      <w:tr>
-        <w:tc>
-          <w:tcPr>
-            <w:tcW w:type="pct" w:w="22%"/>
-            <w:tcBorders>
-              <w:top w:val="single" w:color="999999" w:sz="4"/>
-              <w:left w:val="single" w:color="999999" w:sz="4"/>
-              <w:bottom w:val="single" w:color="999999" w:sz="4"/>
-              <w:right w:val="single" w:color="999999" w:sz="4"/>
-            </w:tcBorders>
-            <w:shd w:fill="E8E8E8" w:val="clear"/>
-          </w:tcPr>
-          <w:p>
-            <w:r>
-              <w:rPr>
-                <w:b w:val="0"/>
-              </w:rPr>
-              <w:t>DOT</w:t>
-            </w:r>
-          </w:p>
-        </w:tc>
-        <w:tc>
-          <w:tcPr>
-            <w:tcW w:type="pct" w:w="22%"/>
-            <w:tcBorders>
-              <w:top w:val="single" w:color="999999" w:sz="4"/>
-              <w:left w:val="single" w:color="999999" w:sz="4"/>
-              <w:bottom w:val="single" w:color="999999" w:sz="4"/>
-              <w:right w:val="single" w:color="999999" w:sz="4"/>
-            </w:tcBorders>
-            <w:shd w:fill="E8E8E8" w:val="clear"/>
-          </w:tcPr>
-          <w:p>
-            <w:r>
-              <w:rPr>
-                <w:b w:val="0"/>
-              </w:rPr>
-              <w:t>days of therapy</w:t>
-            </w:r>
-          </w:p>
-        </w:tc>
-      </w:tr>
-      <w:tr>
-        <w:tc>
-          <w:tcPr>
-            <w:tcW w:type="pct" w:w="22%"/>
-            <w:tcBorders>
-              <w:top w:val="single" w:color="999999" w:sz="4"/>
-              <w:left w:val="single" w:color="999999" w:sz="4"/>
-              <w:bottom w:val="single" w:color="999999" w:sz="4"/>
-              <w:right w:val="single" w:color="999999" w:sz="4"/>
-            </w:tcBorders>
-            <w:shd w:fill="E8E8E8" w:val="clear"/>
-          </w:tcPr>
-          <w:p>
-            <w:r>
-              <w:rPr>
-                <w:b w:val="0"/>
-              </w:rPr>
-              <w:t>HAI</w:t>
-            </w:r>
-          </w:p>
-        </w:tc>
-        <w:tc>
-          <w:tcPr>
-            <w:tcW w:type="pct" w:w="22%"/>
-            <w:tcBorders>
-              <w:top w:val="single" w:color="999999" w:sz="4"/>
-              <w:left w:val="single" w:color="999999" w:sz="4"/>
-              <w:bottom w:val="single" w:color="999999" w:sz="4"/>
-              <w:right w:val="single" w:color="999999" w:sz="4"/>
-            </w:tcBorders>
-            <w:shd w:fill="E8E8E8" w:val="clear"/>
-          </w:tcPr>
-          <w:p>
-            <w:r>
-              <w:rPr>
-                <w:b w:val="0"/>
-              </w:rPr>
-              <w:t>healthcare-associated infection</w:t>
-            </w:r>
-          </w:p>
-        </w:tc>
-      </w:tr>
-      <w:tr>
-        <w:tc>
-          <w:tcPr>
-            <w:tcW w:type="pct" w:w="22%"/>
-            <w:tcBorders>
-              <w:top w:val="single" w:color="999999" w:sz="4"/>
-              <w:left w:val="single" w:color="999999" w:sz="4"/>
-              <w:bottom w:val="single" w:color="999999" w:sz="4"/>
-              <w:right w:val="single" w:color="999999" w:sz="4"/>
-            </w:tcBorders>
-            <w:shd w:fill="E8E8E8" w:val="clear"/>
-          </w:tcPr>
-          <w:p>
-            <w:r>
-              <w:rPr>
-                <w:b w:val="0"/>
-              </w:rPr>
-              <w:t>HIC</w:t>
-            </w:r>
-          </w:p>
-        </w:tc>
-        <w:tc>
-          <w:tcPr>
-            <w:tcW w:type="pct" w:w="22%"/>
-            <w:tcBorders>
-              <w:top w:val="single" w:color="999999" w:sz="4"/>
-              <w:left w:val="single" w:color="999999" w:sz="4"/>
-              <w:bottom w:val="single" w:color="999999" w:sz="4"/>
-              <w:right w:val="single" w:color="999999" w:sz="4"/>
-            </w:tcBorders>
-            <w:shd w:fill="E8E8E8" w:val="clear"/>
-          </w:tcPr>
-          <w:p>
-            <w:r>
-              <w:rPr>
-                <w:b w:val="0"/>
-              </w:rPr>
-              <w:t>Hospital Infection Prevention and Control (NABH SHCO chapter)</w:t>
-            </w:r>
-          </w:p>
-        </w:tc>
-      </w:tr>
-      <w:tr>
-        <w:tc>
-          <w:tcPr>
-            <w:tcW w:type="pct" w:w="22%"/>
-            <w:tcBorders>
-              <w:top w:val="single" w:color="999999" w:sz="4"/>
-              <w:left w:val="single" w:color="999999" w:sz="4"/>
-              <w:bottom w:val="single" w:color="999999" w:sz="4"/>
-              <w:right w:val="single" w:color="999999" w:sz="4"/>
-            </w:tcBorders>
-            <w:shd w:fill="E8E8E8" w:val="clear"/>
-          </w:tcPr>
-          <w:p>
-            <w:r>
-              <w:rPr>
-                <w:b w:val="0"/>
-              </w:rPr>
-              <w:t>ICMR</w:t>
-            </w:r>
-          </w:p>
-        </w:tc>
-        <w:tc>
-          <w:tcPr>
-            <w:tcW w:type="pct" w:w="22%"/>
-            <w:tcBorders>
-              <w:top w:val="single" w:color="999999" w:sz="4"/>
-              <w:left w:val="single" w:color="999999" w:sz="4"/>
-              <w:bottom w:val="single" w:color="999999" w:sz="4"/>
-              <w:right w:val="single" w:color="999999" w:sz="4"/>
-            </w:tcBorders>
-            <w:shd w:fill="E8E8E8" w:val="clear"/>
-          </w:tcPr>
-          <w:p>
-            <w:r>
-              <w:rPr>
-                <w:b w:val="0"/>
-              </w:rPr>
-              <w:t>Indian Council of Medical Research</w:t>
-            </w:r>
-          </w:p>
-        </w:tc>
-      </w:tr>
-      <w:tr>
-        <w:tc>
-          <w:tcPr>
-            <w:tcW w:type="pct" w:w="22%"/>
-            <w:tcBorders>
-              <w:top w:val="single" w:color="999999" w:sz="4"/>
-              <w:left w:val="single" w:color="999999" w:sz="4"/>
-              <w:bottom w:val="single" w:color="999999" w:sz="4"/>
-              <w:right w:val="single" w:color="999999" w:sz="4"/>
-            </w:tcBorders>
-            <w:shd w:fill="E8E8E8" w:val="clear"/>
-          </w:tcPr>
-          <w:p>
-            <w:r>
-              <w:rPr>
-                <w:b w:val="0"/>
-              </w:rPr>
-              <w:t>NABH</w:t>
-            </w:r>
-          </w:p>
-        </w:tc>
-        <w:tc>
-          <w:tcPr>
-            <w:tcW w:type="pct" w:w="22%"/>
-            <w:tcBorders>
-              <w:top w:val="single" w:color="999999" w:sz="4"/>
-              <w:left w:val="single" w:color="999999" w:sz="4"/>
-              <w:bottom w:val="single" w:color="999999" w:sz="4"/>
-              <w:right w:val="single" w:color="999999" w:sz="4"/>
-            </w:tcBorders>
-            <w:shd w:fill="E8E8E8" w:val="clear"/>
-          </w:tcPr>
-          <w:p>
-            <w:r>
-              <w:rPr>
-                <w:b w:val="0"/>
-              </w:rPr>
-              <w:t>National Accreditation Board for Hospitals and Healthcare Providers</w:t>
-            </w:r>
-          </w:p>
-        </w:tc>
-      </w:tr>
-      <w:tr>
-        <w:tc>
-          <w:tcPr>
-            <w:tcW w:type="pct" w:w="22%"/>
-            <w:tcBorders>
-              <w:top w:val="single" w:color="999999" w:sz="4"/>
-              <w:left w:val="single" w:color="999999" w:sz="4"/>
-              <w:bottom w:val="single" w:color="999999" w:sz="4"/>
-              <w:right w:val="single" w:color="999999" w:sz="4"/>
-            </w:tcBorders>
-            <w:shd w:fill="E8E8E8" w:val="clear"/>
-          </w:tcPr>
-          <w:p>
-            <w:r>
-              <w:rPr>
-                <w:b w:val="0"/>
-              </w:rPr>
-              <w:t>OE</w:t>
-            </w:r>
-          </w:p>
-        </w:tc>
-        <w:tc>
-          <w:tcPr>
-            <w:tcW w:type="pct" w:w="22%"/>
-            <w:tcBorders>
-              <w:top w:val="single" w:color="999999" w:sz="4"/>
-              <w:left w:val="single" w:color="999999" w:sz="4"/>
-              <w:bottom w:val="single" w:color="999999" w:sz="4"/>
-              <w:right w:val="single" w:color="999999" w:sz="4"/>
-            </w:tcBorders>
-            <w:shd w:fill="E8E8E8" w:val="clear"/>
-          </w:tcPr>
-          <w:p>
-            <w:r>
-              <w:rPr>
-                <w:b w:val="0"/>
-              </w:rPr>
-              <w:t>objective element</w:t>
-            </w:r>
-          </w:p>
-        </w:tc>
-      </w:tr>
-      <w:tr>
-        <w:tc>
-          <w:tcPr>
-            <w:tcW w:type="pct" w:w="22%"/>
-            <w:tcBorders>
-              <w:top w:val="single" w:color="999999" w:sz="4"/>
-              <w:left w:val="single" w:color="999999" w:sz="4"/>
-              <w:bottom w:val="single" w:color="999999" w:sz="4"/>
-              <w:right w:val="single" w:color="999999" w:sz="4"/>
-            </w:tcBorders>
-            <w:shd w:fill="E8E8E8" w:val="clear"/>
-          </w:tcPr>
-          <w:p>
-            <w:r>
-              <w:rPr>
-                <w:b w:val="0"/>
-              </w:rPr>
-              <w:t>PPE</w:t>
-            </w:r>
-          </w:p>
-        </w:tc>
-        <w:tc>
-          <w:tcPr>
-            <w:tcW w:type="pct" w:w="22%"/>
-            <w:tcBorders>
-              <w:top w:val="single" w:color="999999" w:sz="4"/>
-              <w:left w:val="single" w:color="999999" w:sz="4"/>
-              <w:bottom w:val="single" w:color="999999" w:sz="4"/>
-              <w:right w:val="single" w:color="999999" w:sz="4"/>
-            </w:tcBorders>
-            <w:shd w:fill="E8E8E8" w:val="clear"/>
-          </w:tcPr>
-          <w:p>
-            <w:r>
-              <w:rPr>
-                <w:b w:val="0"/>
-              </w:rPr>
-              <w:t>personal protective equipment</w:t>
-            </w:r>
-          </w:p>
-        </w:tc>
-      </w:tr>
-      <w:tr>
-        <w:tc>
-          <w:tcPr>
-            <w:tcW w:type="pct" w:w="22%"/>
-            <w:tcBorders>
-              <w:top w:val="single" w:color="999999" w:sz="4"/>
-              <w:left w:val="single" w:color="999999" w:sz="4"/>
-              <w:bottom w:val="single" w:color="999999" w:sz="4"/>
-              <w:right w:val="single" w:color="999999" w:sz="4"/>
-            </w:tcBorders>
-            <w:shd w:fill="E8E8E8" w:val="clear"/>
-          </w:tcPr>
-          <w:p>
-            <w:r>
-              <w:rPr>
-                <w:b w:val="0"/>
-              </w:rPr>
-              <w:t>SHCO</w:t>
-            </w:r>
-          </w:p>
-        </w:tc>
-        <w:tc>
-          <w:tcPr>
-            <w:tcW w:type="pct" w:w="22%"/>
-            <w:tcBorders>
-              <w:top w:val="single" w:color="999999" w:sz="4"/>
-              <w:left w:val="single" w:color="999999" w:sz="4"/>
-              <w:bottom w:val="single" w:color="999999" w:sz="4"/>
-              <w:right w:val="single" w:color="999999" w:sz="4"/>
-            </w:tcBorders>
-            <w:shd w:fill="E8E8E8" w:val="clear"/>
-          </w:tcPr>
-          <w:p>
-            <w:r>
-              <w:rPr>
-                <w:b w:val="0"/>
-              </w:rPr>
-              <w:t>Standards for Small Healthcare Organisations</w:t>
-            </w:r>
-          </w:p>
-        </w:tc>
-      </w:tr>
-      <w:tr>
-        <w:tc>
-          <w:tcPr>
-            <w:tcW w:type="pct" w:w="22%"/>
-            <w:tcBorders>
-              <w:top w:val="single" w:color="999999" w:sz="4"/>
-              <w:left w:val="single" w:color="999999" w:sz="4"/>
-              <w:bottom w:val="single" w:color="999999" w:sz="4"/>
-              <w:right w:val="single" w:color="999999" w:sz="4"/>
-            </w:tcBorders>
-            <w:shd w:fill="E8E8E8" w:val="clear"/>
-          </w:tcPr>
-          <w:p>
-            <w:r>
-              <w:rPr>
-                <w:b w:val="0"/>
-              </w:rPr>
-              <w:t>WHO</w:t>
-            </w:r>
-          </w:p>
-        </w:tc>
-        <w:tc>
-          <w:tcPr>
-            <w:tcW w:type="pct" w:w="22%"/>
-            <w:tcBorders>
-              <w:top w:val="single" w:color="999999" w:sz="4"/>
-              <w:left w:val="single" w:color="999999" w:sz="4"/>
-              <w:bottom w:val="single" w:color="999999" w:sz="4"/>
-              <w:right w:val="single" w:color="999999" w:sz="4"/>
-            </w:tcBorders>
-            <w:shd w:fill="E8E8E8" w:val="clear"/>
-          </w:tcPr>
-          <w:p>
-            <w:r>
-              <w:rPr>
-                <w:b w:val="0"/>
-              </w:rPr>
-              <w:t>World Health Organization</w:t>
-            </w:r>
-          </w:p>
-        </w:tc>
-      </w:tr>
-    </w:tbl>
-    <w:p>
-      <w:pPr>
-        <w:pStyle w:val="Heading1"/>
-        <w:spacing w:after="120" w:before="280"/>
-      </w:pPr>
-      <w:r>
-        <w:t>11. Traceability to NABH SHCO 3rd Edition HIC.2</w:t>
-      </w:r>
-    </w:p>
-    <w:p>
-      <w:pPr>
-        <w:spacing w:after="120"/>
-      </w:pPr>
-      <w:r>
-        <w:rPr>
-          <w:i/>
-          <w:iCs/>
-          <w:sz w:val="20"/>
-          <w:szCs w:val="20"/>
-        </w:rPr>
-        <w:t xml:space="preserve">This table is an index. It is not how the policy is organised.</w:t>
-      </w:r>
-    </w:p>
     <w:p>
       <w:pPr>
         <w:pStyle w:val="Heading1"/>

--- a/policies/build/masters/HIC.2_v2_master.docx
+++ b/policies/build/masters/HIC.2_v2_master.docx
@@ -698,7 +698,7 @@
           <w:sz w:val="22"/>
           <w:szCs w:val="22"/>
         </w:rPr>
-        <w:t xml:space="preserve">It covers the seven elements HIC.2.a–g name: standard precautions, hand hygiene, transmission-based precautions, safe injection/infusion, antimicrobial usage policy, monitoring rational use, and antibiotic stewardship.</w:t>
+        <w:t>It covers seven elements: standard precautions, hand hygiene, transmission-based precautions, safe injection/infusion, antimicrobial usage policy, monitoring rational use, and antibiotic stewardship.</w:t>
       </w:r>
     </w:p>
     <w:p>
@@ -985,7 +985,7 @@
           <w:sz w:val="22"/>
           <w:szCs w:val="22"/>
         </w:rPr>
-        <w:t xml:space="preserve">Safe waste management (cross-reference HIC.3.d).</w:t>
+        <w:t>Safe waste management.</w:t>
       </w:r>
     </w:p>
     <w:p>
@@ -1042,7 +1042,7 @@
           <w:sz w:val="22"/>
           <w:szCs w:val="22"/>
         </w:rPr>
-        <w:t xml:space="preserve">Hand-hygiene compliance is monitored under HIC.5.b. Feedback is shared «monthly» with each clinical unit.</w:t>
+        <w:t>Hand-hygiene compliance is monitored under the relevant policy. Feedback is shared «monthly» with each clinical unit.</w:t>
       </w:r>
     </w:p>
     <w:p>
@@ -1114,7 +1114,7 @@
           <w:sz w:val="22"/>
           <w:szCs w:val="22"/>
         </w:rPr>
-        <w:t xml:space="preserve">Airborne precautions: N95 respirator; negative-pressure room where available (HIC.1.f); door closed.</w:t>
+        <w:t>Airborne precautions: N95 respirator; negative-pressure room where available; door closed.</w:t>
       </w:r>
     </w:p>
     <w:p>
@@ -1900,7 +1900,7 @@
           <w:sz w:val="22"/>
           <w:szCs w:val="22"/>
         </w:rPr>
-        <w:t xml:space="preserve">Hand-hygiene compliance rates (data from HIC.5.b).</w:t>
+        <w:t>Hand-hygiene compliance rates (from the infection-surveillance records).</w:t>
       </w:r>
     </w:p>
     <w:p>

--- a/policies/build/masters/HIC.2_v2_master.docx
+++ b/policies/build/masters/HIC.2_v2_master.docx
@@ -4971,8 +4971,23 @@
           <w:sz w:val="22"/>
           <w:szCs w:val="22"/>
         </w:rPr>
-        <w:t xml:space="preserve">National Accreditation Board for Hospitals and Healthcare Providers (NABH), Standards for Small Healthcare Organisations, 3rd Edition — HIC chapter, standard HIC.2.</w:t>
-      </w:r>
+      </w:r>
+      <w:r>
+        <w:rPr>
+          <w:sz w:val="22"/>
+        </w:rPr>
+        <w:t xml:space="preserve">National Accreditation Board for Hospitals &amp; Healthcare Providers. (2022). Standards for small healthcare organisations (3rd ed.) — Hospital Infection Prevention and Control chapter, standard HIC.2. </w:t>
+      </w:r>
+      <w:hyperlink r:id="rId9">
+        <w:r>
+          <w:rPr>
+            <w:rStyle w:val="Hyperlink"/>
+            <w:sz w:val="22"/>
+            <w:szCs w:val="22"/>
+          </w:rPr>
+          <w:t>https://nabh.co/programmes/small-healthcare-organisation-shco-accreditation-programme/</w:t>
+        </w:r>
+      </w:hyperlink>
     </w:p>
     <w:p>
       <w:pPr>
